--- a/작업일지/22주차.docx
+++ b/작업일지/22주차.docx
@@ -17,7 +17,7 @@
         <w:tblLook w:firstRow="1" w:noVBand="1" w:lastRow="0" w:firstColumn="1" w:lastColumn="0" w:noHBand="0" w:val="04a0"/>
       </w:tblPr>
       <w:tblGrid>
-        <w:gridCol w:w="1741"/>
+        <w:gridCol w:w="1739"/>
         <w:gridCol w:w="1742"/>
         <w:gridCol w:w="2"/>
         <w:gridCol w:w="1041"/>
@@ -26,7 +26,7 @@
         <w:gridCol w:w="2"/>
         <w:gridCol w:w="1212"/>
         <w:gridCol w:w="2"/>
-        <w:gridCol w:w="1749"/>
+        <w:gridCol w:w="1751"/>
       </w:tblGrid>
       <w:tr>
         <w:trPr>
@@ -34,7 +34,7 @@
         </w:trPr>
         <w:tc>
           <w:tcPr>
-            <w:tcW w:w="3485" w:type="dxa"/>
+            <w:tcW w:w="3483" w:type="dxa"/>
             <w:gridSpan w:val="3"/>
             <w:tcBorders/>
             <w:shd w:fill="auto" w:val="clear"/>
@@ -47,12 +47,14 @@
               <w:rPr>
                 <w:color w:val="605E5C"/>
                 <w:highlight w:val="lightGray"/>
+                <w:highlight w:val="lightGray"/>
               </w:rPr>
             </w:pPr>
             <w:r>
               <w:rPr>
                 <w:color w:val="605E5C"/>
-                <w:shd w:fill="E1DFDD" w:val="clear"/>
+                <w:highlight w:val="lightGray"/>
+                <w:highlight w:val="lightGray"/>
               </w:rPr>
             </w:r>
           </w:p>
@@ -82,6 +84,7 @@
                 <w:color w:val="605E5C"/>
                 <w:sz w:val="22"/>
                 <w:highlight w:val="lightGray"/>
+                <w:highlight w:val="lightGray"/>
               </w:rPr>
               <w:t>작성자</w:t>
             </w:r>
@@ -109,6 +112,7 @@
                 <w:color w:val="605E5C"/>
                 <w:szCs w:val="20"/>
                 <w:highlight w:val="lightGray"/>
+                <w:highlight w:val="lightGray"/>
               </w:rPr>
               <w:t xml:space="preserve">2022180041 </w:t>
             </w:r>
@@ -117,6 +121,7 @@
                 <w:color w:val="605E5C"/>
                 <w:szCs w:val="20"/>
                 <w:highlight w:val="lightGray"/>
+                <w:highlight w:val="lightGray"/>
               </w:rPr>
               <w:t>최재혁</w:t>
             </w:r>
@@ -124,6 +129,7 @@
               <w:rPr>
                 <w:color w:val="605E5C"/>
                 <w:szCs w:val="20"/>
+                <w:highlight w:val="lightGray"/>
                 <w:highlight w:val="lightGray"/>
               </w:rPr>
               <w:br/>
@@ -134,6 +140,7 @@
                 <w:color w:val="605E5C"/>
                 <w:szCs w:val="20"/>
                 <w:highlight w:val="lightGray"/>
+                <w:highlight w:val="lightGray"/>
               </w:rPr>
               <w:t>김도엽</w:t>
             </w:r>
@@ -141,6 +148,7 @@
               <w:rPr>
                 <w:color w:val="605E5C"/>
                 <w:szCs w:val="20"/>
+                <w:highlight w:val="lightGray"/>
                 <w:highlight w:val="lightGray"/>
               </w:rPr>
               <w:br/>
@@ -150,6 +158,7 @@
               <w:rPr>
                 <w:color w:val="605E5C"/>
                 <w:szCs w:val="20"/>
+                <w:highlight w:val="lightGray"/>
                 <w:highlight w:val="lightGray"/>
               </w:rPr>
               <w:t>김나현</w:t>
@@ -181,6 +190,7 @@
                 <w:color w:val="605E5C"/>
                 <w:sz w:val="22"/>
                 <w:highlight w:val="lightGray"/>
+                <w:highlight w:val="lightGray"/>
               </w:rPr>
               <w:t>팀명</w:t>
             </w:r>
@@ -188,7 +198,7 @@
         </w:tc>
         <w:tc>
           <w:tcPr>
-            <w:tcW w:w="1749" w:type="dxa"/>
+            <w:tcW w:w="1751" w:type="dxa"/>
             <w:tcBorders/>
             <w:shd w:fill="auto" w:val="clear"/>
             <w:vAlign w:val="center"/>
@@ -209,6 +219,7 @@
                 <w:sz w:val="24"/>
                 <w:szCs w:val="24"/>
                 <w:highlight w:val="lightGray"/>
+                <w:highlight w:val="lightGray"/>
               </w:rPr>
               <w:t>zl</w:t>
             </w:r>
@@ -217,6 +228,7 @@
                 <w:color w:val="605E5C"/>
                 <w:sz w:val="24"/>
                 <w:szCs w:val="24"/>
+                <w:highlight w:val="lightGray"/>
                 <w:highlight w:val="lightGray"/>
               </w:rPr>
               <w:t>존졸작전사</w:t>
@@ -230,7 +242,7 @@
         </w:trPr>
         <w:tc>
           <w:tcPr>
-            <w:tcW w:w="1741" w:type="dxa"/>
+            <w:tcW w:w="1739" w:type="dxa"/>
             <w:tcBorders/>
             <w:shd w:fill="auto" w:val="clear"/>
             <w:vAlign w:val="center"/>
@@ -251,6 +263,7 @@
                 <w:b/>
                 <w:color w:val="605E5C"/>
                 <w:sz w:val="22"/>
+                <w:highlight w:val="lightGray"/>
                 <w:highlight w:val="lightGray"/>
               </w:rPr>
               <w:t>주차</w:t>
@@ -311,6 +324,7 @@
                 <w:color w:val="605E5C"/>
                 <w:sz w:val="22"/>
                 <w:highlight w:val="lightGray"/>
+                <w:highlight w:val="lightGray"/>
               </w:rPr>
               <w:t>기간</w:t>
             </w:r>
@@ -334,56 +348,19 @@
                 <w:highlight w:val="lightGray"/>
               </w:rPr>
             </w:pPr>
-            <w:bookmarkStart w:id="0" w:name="__DdeLink__416_2179524638"/>
-            <w:r>
-              <w:rPr>
-                <w:b/>
-                <w:color w:val="605E5C"/>
-                <w:highlight w:val="lightGray"/>
-              </w:rPr>
-              <w:t>2025.0</w:t>
-            </w:r>
-            <w:r>
-              <w:rPr>
-                <w:b/>
-                <w:color w:val="605E5C"/>
-                <w:highlight w:val="lightGray"/>
-              </w:rPr>
-              <w:t>7</w:t>
-            </w:r>
-            <w:r>
-              <w:rPr>
-                <w:b/>
-                <w:color w:val="605E5C"/>
-                <w:highlight w:val="lightGray"/>
-              </w:rPr>
-              <w:t>.</w:t>
-            </w:r>
-            <w:r>
-              <w:rPr>
-                <w:b/>
-                <w:color w:val="605E5C"/>
-                <w:highlight w:val="lightGray"/>
-              </w:rPr>
-              <w:t>07</w:t>
-            </w:r>
-            <w:r>
-              <w:rPr>
-                <w:b/>
-                <w:color w:val="605E5C"/>
-                <w:highlight w:val="lightGray"/>
-              </w:rPr>
-              <w:t xml:space="preserve"> ~ 2025.07.</w:t>
-            </w:r>
-            <w:r>
-              <w:rPr>
-                <w:b/>
-                <w:color w:val="605E5C"/>
-                <w:highlight w:val="lightGray"/>
-              </w:rPr>
-              <w:t>14</w:t>
+            <w:bookmarkStart w:id="0" w:name="__DdeLink__214_57391962"/>
+            <w:bookmarkStart w:id="1" w:name="__DdeLink__416_2179524638"/>
+            <w:r>
+              <w:rPr>
+                <w:b/>
+                <w:color w:val="605E5C"/>
+                <w:highlight w:val="lightGray"/>
+                <w:highlight w:val="lightGray"/>
+              </w:rPr>
+              <w:t>2025.07.07 ~ 2025.07.14</w:t>
             </w:r>
             <w:bookmarkEnd w:id="0"/>
+            <w:bookmarkEnd w:id="1"/>
           </w:p>
         </w:tc>
         <w:tc>
@@ -411,6 +388,7 @@
                 <w:color w:val="605E5C"/>
                 <w:sz w:val="22"/>
                 <w:highlight w:val="lightGray"/>
+                <w:highlight w:val="lightGray"/>
               </w:rPr>
               <w:t>지도교수</w:t>
             </w:r>
@@ -418,7 +396,7 @@
         </w:tc>
         <w:tc>
           <w:tcPr>
-            <w:tcW w:w="1751" w:type="dxa"/>
+            <w:tcW w:w="1753" w:type="dxa"/>
             <w:gridSpan w:val="2"/>
             <w:tcBorders/>
             <w:shd w:fill="auto" w:val="clear"/>
@@ -440,6 +418,7 @@
                 <w:color w:val="605E5C"/>
                 <w:sz w:val="22"/>
                 <w:highlight w:val="lightGray"/>
+                <w:highlight w:val="lightGray"/>
               </w:rPr>
               <w:t>정 내 훈</w:t>
             </w:r>
@@ -447,6 +426,7 @@
               <w:rPr>
                 <w:color w:val="605E5C"/>
                 <w:highlight w:val="lightGray"/>
+                <w:highlight w:val="lightGray"/>
               </w:rPr>
               <w:t>(</w:t>
             </w:r>
@@ -454,12 +434,14 @@
               <w:rPr>
                 <w:color w:val="605E5C"/>
                 <w:highlight w:val="lightGray"/>
+                <w:highlight w:val="lightGray"/>
               </w:rPr>
               <w:t>서명</w:t>
             </w:r>
             <w:r>
               <w:rPr>
                 <w:color w:val="605E5C"/>
+                <w:highlight w:val="lightGray"/>
                 <w:highlight w:val="lightGray"/>
               </w:rPr>
               <w:t>)</w:t>
@@ -473,7 +455,7 @@
         </w:trPr>
         <w:tc>
           <w:tcPr>
-            <w:tcW w:w="1741" w:type="dxa"/>
+            <w:tcW w:w="1739" w:type="dxa"/>
             <w:tcBorders/>
             <w:shd w:fill="auto" w:val="clear"/>
             <w:vAlign w:val="center"/>
@@ -495,6 +477,7 @@
                 <w:color w:val="605E5C"/>
                 <w:sz w:val="22"/>
                 <w:highlight w:val="lightGray"/>
+                <w:highlight w:val="lightGray"/>
               </w:rPr>
               <w:t>이번주 한일</w:t>
             </w:r>
@@ -502,7 +485,7 @@
         </w:tc>
         <w:tc>
           <w:tcPr>
-            <w:tcW w:w="8726" w:type="dxa"/>
+            <w:tcW w:w="8728" w:type="dxa"/>
             <w:gridSpan w:val="9"/>
             <w:tcBorders/>
             <w:shd w:fill="auto" w:val="clear"/>
@@ -524,6 +507,7 @@
                 <w:bCs/>
                 <w:color w:val="605E5C"/>
                 <w:highlight w:val="lightGray"/>
+                <w:highlight w:val="lightGray"/>
               </w:rPr>
               <w:t>최재혁</w:t>
             </w:r>
@@ -533,8 +517,39 @@
                 <w:bCs/>
                 <w:color w:val="605E5C"/>
                 <w:highlight w:val="lightGray"/>
-              </w:rPr>
-              <w:t xml:space="preserve">: </w:t>
+                <w:highlight w:val="lightGray"/>
+              </w:rPr>
+              <w:t xml:space="preserve">: DB </w:t>
+            </w:r>
+            <w:r>
+              <w:rPr>
+                <w:b/>
+                <w:bCs/>
+                <w:color w:val="605E5C"/>
+                <w:highlight w:val="lightGray"/>
+                <w:highlight w:val="lightGray"/>
+              </w:rPr>
+              <w:t xml:space="preserve">쿼리서버 구현 및 </w:t>
+            </w:r>
+            <w:r>
+              <w:rPr>
+                <w:b/>
+                <w:bCs/>
+                <w:color w:val="605E5C"/>
+                <w:highlight w:val="lightGray"/>
+                <w:highlight w:val="lightGray"/>
+              </w:rPr>
+              <w:t>DB</w:t>
+            </w:r>
+            <w:r>
+              <w:rPr>
+                <w:b/>
+                <w:bCs/>
+                <w:color w:val="605E5C"/>
+                <w:highlight w:val="lightGray"/>
+                <w:highlight w:val="lightGray"/>
+              </w:rPr>
+              <w:t>연동 및 스키마와 저장프로시저 자동화</w:t>
             </w:r>
           </w:p>
           <w:p>
@@ -553,6 +568,7 @@
                 <w:bCs/>
                 <w:color w:val="605E5C"/>
                 <w:highlight w:val="lightGray"/>
+                <w:highlight w:val="lightGray"/>
               </w:rPr>
               <w:t>김도엽</w:t>
             </w:r>
@@ -561,6 +577,7 @@
                 <w:b/>
                 <w:bCs/>
                 <w:color w:val="605E5C"/>
+                <w:highlight w:val="lightGray"/>
                 <w:highlight w:val="lightGray"/>
               </w:rPr>
               <w:t>:</w:t>
@@ -582,6 +599,7 @@
                 <w:bCs/>
                 <w:color w:val="605E5C"/>
                 <w:highlight w:val="lightGray"/>
+                <w:highlight w:val="lightGray"/>
               </w:rPr>
               <w:t>김나현</w:t>
             </w:r>
@@ -590,6 +608,7 @@
                 <w:b/>
                 <w:bCs/>
                 <w:color w:val="605E5C"/>
+                <w:highlight w:val="lightGray"/>
                 <w:highlight w:val="lightGray"/>
               </w:rPr>
               <w:t xml:space="preserve">: </w:t>
@@ -655,6 +674,325 @@
           <w:sz w:val="22"/>
         </w:rPr>
         <w:t>:</w:t>
+      </w:r>
+    </w:p>
+    <w:p>
+      <w:pPr>
+        <w:pStyle w:val="Normal"/>
+        <w:rPr>
+          <w:b/>
+          <w:b/>
+          <w:sz w:val="22"/>
+        </w:rPr>
+      </w:pPr>
+      <w:r>
+        <w:rPr>
+          <w:b/>
+          <w:sz w:val="22"/>
+        </w:rPr>
+        <w:drawing>
+          <wp:anchor behindDoc="0" distT="0" distB="0" distL="0" distR="0" simplePos="0" locked="0" layoutInCell="1" allowOverlap="1" relativeHeight="2">
+            <wp:simplePos x="0" y="0"/>
+            <wp:positionH relativeFrom="column">
+              <wp:posOffset>114935</wp:posOffset>
+            </wp:positionH>
+            <wp:positionV relativeFrom="paragraph">
+              <wp:posOffset>-98425</wp:posOffset>
+            </wp:positionV>
+            <wp:extent cx="3356610" cy="1950720"/>
+            <wp:effectExtent l="0" t="0" r="0" b="0"/>
+            <wp:wrapSquare wrapText="largest"/>
+            <wp:docPr id="1" name="Image1" descr=""/>
+            <wp:cNvGraphicFramePr>
+              <a:graphicFrameLocks xmlns:a="http://schemas.openxmlformats.org/drawingml/2006/main" noChangeAspect="1"/>
+            </wp:cNvGraphicFramePr>
+            <a:graphic xmlns:a="http://schemas.openxmlformats.org/drawingml/2006/main">
+              <a:graphicData uri="http://schemas.openxmlformats.org/drawingml/2006/picture">
+                <pic:pic xmlns:pic="http://schemas.openxmlformats.org/drawingml/2006/picture">
+                  <pic:nvPicPr>
+                    <pic:cNvPr id="1" name="Image1" descr=""/>
+                    <pic:cNvPicPr>
+                      <a:picLocks noChangeAspect="1" noChangeArrowheads="1"/>
+                    </pic:cNvPicPr>
+                  </pic:nvPicPr>
+                  <pic:blipFill>
+                    <a:blip r:embed="rId2"/>
+                    <a:stretch>
+                      <a:fillRect/>
+                    </a:stretch>
+                  </pic:blipFill>
+                  <pic:spPr bwMode="auto">
+                    <a:xfrm>
+                      <a:off x="0" y="0"/>
+                      <a:ext cx="3356610" cy="1950720"/>
+                    </a:xfrm>
+                    <a:prstGeom prst="rect">
+                      <a:avLst/>
+                    </a:prstGeom>
+                  </pic:spPr>
+                </pic:pic>
+              </a:graphicData>
+            </a:graphic>
+          </wp:anchor>
+        </w:drawing>
+        <w:drawing>
+          <wp:anchor behindDoc="0" distT="0" distB="0" distL="0" distR="0" simplePos="0" locked="0" layoutInCell="1" allowOverlap="1" relativeHeight="3">
+            <wp:simplePos x="0" y="0"/>
+            <wp:positionH relativeFrom="column">
+              <wp:posOffset>3506470</wp:posOffset>
+            </wp:positionH>
+            <wp:positionV relativeFrom="paragraph">
+              <wp:posOffset>-29210</wp:posOffset>
+            </wp:positionV>
+            <wp:extent cx="3596640" cy="1964055"/>
+            <wp:effectExtent l="0" t="0" r="0" b="0"/>
+            <wp:wrapSquare wrapText="largest"/>
+            <wp:docPr id="2" name="Image2" descr=""/>
+            <wp:cNvGraphicFramePr>
+              <a:graphicFrameLocks xmlns:a="http://schemas.openxmlformats.org/drawingml/2006/main" noChangeAspect="1"/>
+            </wp:cNvGraphicFramePr>
+            <a:graphic xmlns:a="http://schemas.openxmlformats.org/drawingml/2006/main">
+              <a:graphicData uri="http://schemas.openxmlformats.org/drawingml/2006/picture">
+                <pic:pic xmlns:pic="http://schemas.openxmlformats.org/drawingml/2006/picture">
+                  <pic:nvPicPr>
+                    <pic:cNvPr id="2" name="Image2" descr=""/>
+                    <pic:cNvPicPr>
+                      <a:picLocks noChangeAspect="1" noChangeArrowheads="1"/>
+                    </pic:cNvPicPr>
+                  </pic:nvPicPr>
+                  <pic:blipFill>
+                    <a:blip r:embed="rId3"/>
+                    <a:stretch>
+                      <a:fillRect/>
+                    </a:stretch>
+                  </pic:blipFill>
+                  <pic:spPr bwMode="auto">
+                    <a:xfrm>
+                      <a:off x="0" y="0"/>
+                      <a:ext cx="3596640" cy="1964055"/>
+                    </a:xfrm>
+                    <a:prstGeom prst="rect">
+                      <a:avLst/>
+                    </a:prstGeom>
+                  </pic:spPr>
+                </pic:pic>
+              </a:graphicData>
+            </a:graphic>
+          </wp:anchor>
+        </w:drawing>
+      </w:r>
+    </w:p>
+    <w:p>
+      <w:pPr>
+        <w:pStyle w:val="Normal"/>
+        <w:rPr>
+          <w:b/>
+          <w:b/>
+          <w:sz w:val="22"/>
+        </w:rPr>
+      </w:pPr>
+      <w:r>
+        <w:rPr>
+          <w:b/>
+          <w:sz w:val="22"/>
+        </w:rPr>
+      </w:r>
+    </w:p>
+    <w:p>
+      <w:pPr>
+        <w:pStyle w:val="Normal"/>
+        <w:rPr>
+          <w:b/>
+          <w:b/>
+          <w:sz w:val="22"/>
+        </w:rPr>
+      </w:pPr>
+      <w:r>
+        <w:rPr>
+          <w:b/>
+          <w:sz w:val="22"/>
+        </w:rPr>
+      </w:r>
+    </w:p>
+    <w:p>
+      <w:pPr>
+        <w:pStyle w:val="Normal"/>
+        <w:rPr>
+          <w:b/>
+          <w:b/>
+          <w:sz w:val="22"/>
+        </w:rPr>
+      </w:pPr>
+      <w:r>
+        <w:rPr>
+          <w:b/>
+          <w:sz w:val="22"/>
+        </w:rPr>
+      </w:r>
+    </w:p>
+    <w:p>
+      <w:pPr>
+        <w:pStyle w:val="Normal"/>
+        <w:rPr>
+          <w:b/>
+          <w:b/>
+          <w:sz w:val="22"/>
+        </w:rPr>
+      </w:pPr>
+      <w:r>
+        <w:rPr>
+          <w:b/>
+          <w:sz w:val="22"/>
+        </w:rPr>
+      </w:r>
+    </w:p>
+    <w:p>
+      <w:pPr>
+        <w:pStyle w:val="Normal"/>
+        <w:rPr>
+          <w:b/>
+          <w:b/>
+          <w:sz w:val="22"/>
+        </w:rPr>
+      </w:pPr>
+      <w:r>
+        <w:rPr>
+          <w:b/>
+          <w:sz w:val="22"/>
+        </w:rPr>
+      </w:r>
+    </w:p>
+    <w:p>
+      <w:pPr>
+        <w:pStyle w:val="Normal"/>
+        <w:rPr>
+          <w:b/>
+          <w:b/>
+          <w:sz w:val="22"/>
+        </w:rPr>
+      </w:pPr>
+      <w:r>
+        <w:rPr>
+          <w:b/>
+          <w:sz w:val="22"/>
+        </w:rPr>
+      </w:r>
+    </w:p>
+    <w:p>
+      <w:pPr>
+        <w:pStyle w:val="Normal"/>
+        <w:rPr>
+          <w:b/>
+          <w:b/>
+          <w:sz w:val="22"/>
+        </w:rPr>
+      </w:pPr>
+      <w:r>
+        <w:rPr>
+          <w:b/>
+          <w:sz w:val="22"/>
+        </w:rPr>
+        <w:t xml:space="preserve">파이선을 이용하여 </w:t>
+      </w:r>
+      <w:r>
+        <w:rPr>
+          <w:b/>
+          <w:sz w:val="22"/>
+        </w:rPr>
+        <w:t>json</w:t>
+      </w:r>
+      <w:r>
+        <w:rPr>
+          <w:b/>
+          <w:sz w:val="22"/>
+        </w:rPr>
+        <w:t xml:space="preserve">에 스키마 및 저장 프로시저를 정의하고 실행하면 </w:t>
+      </w:r>
+      <w:r>
+        <w:rPr>
+          <w:b/>
+          <w:sz w:val="22"/>
+        </w:rPr>
+        <w:t>DB</w:t>
+      </w:r>
+      <w:r>
+        <w:rPr>
+          <w:b/>
+          <w:sz w:val="22"/>
+        </w:rPr>
+        <w:t>에 해당 내용이 바로 반영되도록 자동화 툴을 만들었고</w:t>
+      </w:r>
+      <w:r>
+        <w:rPr>
+          <w:b/>
+          <w:sz w:val="22"/>
+        </w:rPr>
+        <w:t xml:space="preserve">, </w:t>
+      </w:r>
+      <w:r>
+        <w:rPr>
+          <w:b/>
+          <w:sz w:val="22"/>
+        </w:rPr>
+        <w:t xml:space="preserve">메인서버는 </w:t>
+      </w:r>
+      <w:r>
+        <w:rPr>
+          <w:b/>
+          <w:sz w:val="22"/>
+        </w:rPr>
+        <w:t>DB</w:t>
+      </w:r>
+      <w:r>
+        <w:rPr>
+          <w:b/>
+          <w:sz w:val="22"/>
+        </w:rPr>
+        <w:t xml:space="preserve">서버와 별도의 소켓으로 연결하여 대부분의 </w:t>
+      </w:r>
+      <w:r>
+        <w:rPr>
+          <w:b/>
+          <w:sz w:val="22"/>
+        </w:rPr>
+        <w:t>DB</w:t>
+      </w:r>
+      <w:r>
+        <w:rPr>
+          <w:b/>
+          <w:sz w:val="22"/>
+        </w:rPr>
+        <w:t xml:space="preserve">작업을 직접 실행하지 않고 쿼리서버에 요청만 하도록 하여 메인서버의 </w:t>
+      </w:r>
+      <w:r>
+        <w:rPr>
+          <w:b/>
+          <w:sz w:val="22"/>
+        </w:rPr>
+        <w:t>DB</w:t>
+      </w:r>
+      <w:r>
+        <w:rPr>
+          <w:b/>
+          <w:sz w:val="22"/>
+        </w:rPr>
+        <w:t>관련 오버헤드를 감소시킴</w:t>
+      </w:r>
+    </w:p>
+    <w:p>
+      <w:pPr>
+        <w:pStyle w:val="Normal"/>
+        <w:rPr>
+          <w:b/>
+          <w:b/>
+          <w:sz w:val="22"/>
+        </w:rPr>
+      </w:pPr>
+      <w:r>
+        <w:rPr>
+          <w:b/>
+          <w:sz w:val="22"/>
+        </w:rPr>
       </w:r>
     </w:p>
     <w:p>
@@ -788,10 +1126,10 @@
         <w:tblLook w:firstRow="1" w:noVBand="1" w:lastRow="0" w:firstColumn="1" w:lastColumn="0" w:noHBand="0" w:val="04a0"/>
       </w:tblPr>
       <w:tblGrid>
-        <w:gridCol w:w="1553"/>
+        <w:gridCol w:w="1551"/>
         <w:gridCol w:w="3968"/>
         <w:gridCol w:w="1558"/>
-        <w:gridCol w:w="3376"/>
+        <w:gridCol w:w="3378"/>
       </w:tblGrid>
       <w:tr>
         <w:trPr>
@@ -799,7 +1137,7 @@
         </w:trPr>
         <w:tc>
           <w:tcPr>
-            <w:tcW w:w="1553" w:type="dxa"/>
+            <w:tcW w:w="1551" w:type="dxa"/>
             <w:tcBorders/>
             <w:shd w:fill="auto" w:val="clear"/>
             <w:vAlign w:val="center"/>
@@ -820,6 +1158,7 @@
                 <w:b/>
                 <w:color w:val="605E5C"/>
                 <w:sz w:val="22"/>
+                <w:highlight w:val="lightGray"/>
                 <w:highlight w:val="lightGray"/>
               </w:rPr>
               <w:t>문제점 정리</w:t>
@@ -841,12 +1180,14 @@
               <w:rPr>
                 <w:color w:val="605E5C"/>
                 <w:highlight w:val="lightGray"/>
+                <w:highlight w:val="lightGray"/>
               </w:rPr>
             </w:pPr>
             <w:r>
               <w:rPr>
                 <w:color w:val="605E5C"/>
-                <w:shd w:fill="E1DFDD" w:val="clear"/>
+                <w:highlight w:val="lightGray"/>
+                <w:highlight w:val="lightGray"/>
               </w:rPr>
             </w:r>
           </w:p>
@@ -875,6 +1216,7 @@
                 <w:color w:val="605E5C"/>
                 <w:sz w:val="22"/>
                 <w:highlight w:val="lightGray"/>
+                <w:highlight w:val="lightGray"/>
               </w:rPr>
               <w:t>해결 방안</w:t>
             </w:r>
@@ -882,7 +1224,7 @@
         </w:tc>
         <w:tc>
           <w:tcPr>
-            <w:tcW w:w="3376" w:type="dxa"/>
+            <w:tcW w:w="3378" w:type="dxa"/>
             <w:tcBorders/>
             <w:shd w:fill="auto" w:val="clear"/>
             <w:vAlign w:val="center"/>
@@ -895,12 +1237,14 @@
               <w:rPr>
                 <w:color w:val="605E5C"/>
                 <w:highlight w:val="lightGray"/>
+                <w:highlight w:val="lightGray"/>
               </w:rPr>
             </w:pPr>
             <w:r>
               <w:rPr>
                 <w:color w:val="605E5C"/>
-                <w:shd w:fill="E1DFDD" w:val="clear"/>
+                <w:highlight w:val="lightGray"/>
+                <w:highlight w:val="lightGray"/>
               </w:rPr>
             </w:r>
           </w:p>
@@ -912,7 +1256,7 @@
         </w:trPr>
         <w:tc>
           <w:tcPr>
-            <w:tcW w:w="1553" w:type="dxa"/>
+            <w:tcW w:w="1551" w:type="dxa"/>
             <w:tcBorders/>
             <w:shd w:fill="auto" w:val="clear"/>
             <w:vAlign w:val="center"/>
@@ -933,6 +1277,7 @@
                 <w:b/>
                 <w:color w:val="605E5C"/>
                 <w:sz w:val="22"/>
+                <w:highlight w:val="lightGray"/>
                 <w:highlight w:val="lightGray"/>
               </w:rPr>
               <w:t>다음 주차</w:t>
@@ -957,6 +1302,7 @@
                 <w:color w:val="605E5C"/>
                 <w:sz w:val="22"/>
                 <w:highlight w:val="lightGray"/>
+                <w:highlight w:val="lightGray"/>
               </w:rPr>
             </w:pPr>
             <w:r>
@@ -964,8 +1310,10 @@
                 <w:b/>
                 <w:color w:val="605E5C"/>
                 <w:sz w:val="22"/>
-                <w:shd w:fill="E1DFDD" w:val="clear"/>
-              </w:rPr>
+                <w:highlight w:val="lightGray"/>
+                <w:highlight w:val="lightGray"/>
+              </w:rPr>
+              <w:t>23</w:t>
             </w:r>
           </w:p>
         </w:tc>
@@ -993,6 +1341,7 @@
                 <w:color w:val="605E5C"/>
                 <w:sz w:val="22"/>
                 <w:highlight w:val="lightGray"/>
+                <w:highlight w:val="lightGray"/>
               </w:rPr>
               <w:t>다음 기간</w:t>
             </w:r>
@@ -1000,7 +1349,7 @@
         </w:tc>
         <w:tc>
           <w:tcPr>
-            <w:tcW w:w="3376" w:type="dxa"/>
+            <w:tcW w:w="3378" w:type="dxa"/>
             <w:tcBorders/>
             <w:shd w:fill="auto" w:val="clear"/>
             <w:vAlign w:val="center"/>
@@ -1015,14 +1364,17 @@
                 <w:b/>
                 <w:color w:val="605E5C"/>
                 <w:highlight w:val="lightGray"/>
+                <w:highlight w:val="lightGray"/>
               </w:rPr>
             </w:pPr>
             <w:r>
               <w:rPr>
                 <w:b/>
                 <w:color w:val="605E5C"/>
-                <w:shd w:fill="E1DFDD" w:val="clear"/>
-              </w:rPr>
+                <w:highlight w:val="lightGray"/>
+                <w:highlight w:val="lightGray"/>
+              </w:rPr>
+              <w:t>2025.07.07 ~ 2025.07.14</w:t>
             </w:r>
           </w:p>
         </w:tc>
@@ -1033,7 +1385,7 @@
         </w:trPr>
         <w:tc>
           <w:tcPr>
-            <w:tcW w:w="1553" w:type="dxa"/>
+            <w:tcW w:w="1551" w:type="dxa"/>
             <w:tcBorders/>
             <w:shd w:fill="auto" w:val="clear"/>
             <w:vAlign w:val="center"/>
@@ -1055,6 +1407,7 @@
                 <w:color w:val="605E5C"/>
                 <w:sz w:val="22"/>
                 <w:highlight w:val="lightGray"/>
+                <w:highlight w:val="lightGray"/>
               </w:rPr>
               <w:t>다음주 할 일</w:t>
             </w:r>
@@ -1062,7 +1415,7 @@
         </w:tc>
         <w:tc>
           <w:tcPr>
-            <w:tcW w:w="8902" w:type="dxa"/>
+            <w:tcW w:w="8904" w:type="dxa"/>
             <w:gridSpan w:val="3"/>
             <w:tcBorders/>
             <w:shd w:fill="auto" w:val="clear"/>
@@ -1076,13 +1429,15 @@
                 <w:color w:val="605E5C"/>
                 <w:szCs w:val="20"/>
                 <w:highlight w:val="lightGray"/>
+                <w:highlight w:val="lightGray"/>
               </w:rPr>
             </w:pPr>
             <w:r>
               <w:rPr>
                 <w:color w:val="605E5C"/>
                 <w:szCs w:val="20"/>
-                <w:shd w:fill="E1DFDD" w:val="clear"/>
+                <w:highlight w:val="lightGray"/>
+                <w:highlight w:val="lightGray"/>
               </w:rPr>
             </w:r>
           </w:p>
@@ -1094,7 +1449,7 @@
         </w:trPr>
         <w:tc>
           <w:tcPr>
-            <w:tcW w:w="1553" w:type="dxa"/>
+            <w:tcW w:w="1551" w:type="dxa"/>
             <w:tcBorders/>
             <w:shd w:color="auto" w:fill="F2F2F2" w:val="clear"/>
             <w:vAlign w:val="center"/>
@@ -1116,6 +1471,7 @@
                 <w:color w:val="605E5C"/>
                 <w:sz w:val="22"/>
                 <w:highlight w:val="lightGray"/>
+                <w:highlight w:val="lightGray"/>
               </w:rPr>
               <w:t>지도교수</w:t>
             </w:r>
@@ -1137,6 +1493,7 @@
                 <w:color w:val="605E5C"/>
                 <w:sz w:val="22"/>
                 <w:highlight w:val="lightGray"/>
+                <w:highlight w:val="lightGray"/>
               </w:rPr>
               <w:t>Comment</w:t>
             </w:r>
@@ -1144,7 +1501,7 @@
         </w:tc>
         <w:tc>
           <w:tcPr>
-            <w:tcW w:w="8902" w:type="dxa"/>
+            <w:tcW w:w="8904" w:type="dxa"/>
             <w:gridSpan w:val="3"/>
             <w:tcBorders/>
             <w:shd w:color="auto" w:fill="F2F2F2" w:val="clear"/>
@@ -1158,12 +1515,14 @@
               <w:rPr>
                 <w:color w:val="605E5C"/>
                 <w:highlight w:val="lightGray"/>
+                <w:highlight w:val="lightGray"/>
               </w:rPr>
             </w:pPr>
             <w:r>
               <w:rPr>
                 <w:color w:val="605E5C"/>
-                <w:shd w:fill="E1DFDD" w:val="clear"/>
+                <w:highlight w:val="lightGray"/>
+                <w:highlight w:val="lightGray"/>
               </w:rPr>
             </w:r>
           </w:p>
@@ -1862,6 +2221,140 @@
       <w:rFonts w:cs="Wingdings"/>
     </w:rPr>
   </w:style>
+  <w:style w:type="character" w:styleId="ListLabel13">
+    <w:name w:val="ListLabel 13"/>
+    <w:qFormat/>
+    <w:rPr>
+      <w:rFonts w:cs="Symbol"/>
+      <w:b/>
+      <w:sz w:val="22"/>
+    </w:rPr>
+  </w:style>
+  <w:style w:type="character" w:styleId="ListLabel14">
+    <w:name w:val="ListLabel 14"/>
+    <w:qFormat/>
+    <w:rPr>
+      <w:rFonts w:cs="Courier New"/>
+      <w:b/>
+      <w:sz w:val="22"/>
+    </w:rPr>
+  </w:style>
+  <w:style w:type="character" w:styleId="ListLabel15">
+    <w:name w:val="ListLabel 15"/>
+    <w:qFormat/>
+    <w:rPr>
+      <w:rFonts w:cs="Wingdings"/>
+    </w:rPr>
+  </w:style>
+  <w:style w:type="character" w:styleId="ListLabel16">
+    <w:name w:val="ListLabel 16"/>
+    <w:qFormat/>
+    <w:rPr>
+      <w:rFonts w:cs="Symbol"/>
+    </w:rPr>
+  </w:style>
+  <w:style w:type="character" w:styleId="ListLabel17">
+    <w:name w:val="ListLabel 17"/>
+    <w:qFormat/>
+    <w:rPr>
+      <w:rFonts w:cs="Courier New"/>
+    </w:rPr>
+  </w:style>
+  <w:style w:type="character" w:styleId="ListLabel18">
+    <w:name w:val="ListLabel 18"/>
+    <w:qFormat/>
+    <w:rPr>
+      <w:rFonts w:cs="Wingdings"/>
+    </w:rPr>
+  </w:style>
+  <w:style w:type="character" w:styleId="ListLabel19">
+    <w:name w:val="ListLabel 19"/>
+    <w:qFormat/>
+    <w:rPr>
+      <w:rFonts w:cs="Symbol"/>
+    </w:rPr>
+  </w:style>
+  <w:style w:type="character" w:styleId="ListLabel20">
+    <w:name w:val="ListLabel 20"/>
+    <w:qFormat/>
+    <w:rPr>
+      <w:rFonts w:cs="Courier New"/>
+    </w:rPr>
+  </w:style>
+  <w:style w:type="character" w:styleId="ListLabel21">
+    <w:name w:val="ListLabel 21"/>
+    <w:qFormat/>
+    <w:rPr>
+      <w:rFonts w:cs="Wingdings"/>
+    </w:rPr>
+  </w:style>
+  <w:style w:type="character" w:styleId="ListLabel22">
+    <w:name w:val="ListLabel 22"/>
+    <w:qFormat/>
+    <w:rPr>
+      <w:rFonts w:cs="Symbol"/>
+      <w:b/>
+      <w:sz w:val="22"/>
+    </w:rPr>
+  </w:style>
+  <w:style w:type="character" w:styleId="ListLabel23">
+    <w:name w:val="ListLabel 23"/>
+    <w:qFormat/>
+    <w:rPr>
+      <w:rFonts w:cs="Courier New"/>
+      <w:b/>
+      <w:sz w:val="22"/>
+    </w:rPr>
+  </w:style>
+  <w:style w:type="character" w:styleId="ListLabel24">
+    <w:name w:val="ListLabel 24"/>
+    <w:qFormat/>
+    <w:rPr>
+      <w:rFonts w:cs="Wingdings"/>
+    </w:rPr>
+  </w:style>
+  <w:style w:type="character" w:styleId="ListLabel25">
+    <w:name w:val="ListLabel 25"/>
+    <w:qFormat/>
+    <w:rPr>
+      <w:rFonts w:cs="Symbol"/>
+    </w:rPr>
+  </w:style>
+  <w:style w:type="character" w:styleId="ListLabel26">
+    <w:name w:val="ListLabel 26"/>
+    <w:qFormat/>
+    <w:rPr>
+      <w:rFonts w:cs="Courier New"/>
+    </w:rPr>
+  </w:style>
+  <w:style w:type="character" w:styleId="ListLabel27">
+    <w:name w:val="ListLabel 27"/>
+    <w:qFormat/>
+    <w:rPr>
+      <w:rFonts w:cs="Wingdings"/>
+    </w:rPr>
+  </w:style>
+  <w:style w:type="character" w:styleId="ListLabel28">
+    <w:name w:val="ListLabel 28"/>
+    <w:qFormat/>
+    <w:rPr>
+      <w:rFonts w:cs="Symbol"/>
+    </w:rPr>
+  </w:style>
+  <w:style w:type="character" w:styleId="ListLabel29">
+    <w:name w:val="ListLabel 29"/>
+    <w:qFormat/>
+    <w:rPr>
+      <w:rFonts w:cs="Courier New"/>
+    </w:rPr>
+  </w:style>
+  <w:style w:type="character" w:styleId="ListLabel30">
+    <w:name w:val="ListLabel 30"/>
+    <w:qFormat/>
+    <w:rPr>
+      <w:rFonts w:cs="Wingdings"/>
+    </w:rPr>
+  </w:style>
   <w:style w:type="paragraph" w:styleId="Heading">
     <w:name w:val="Heading"/>
     <w:basedOn w:val="Normal"/>

--- a/작업일지/22주차.docx
+++ b/작업일지/22주차.docx
@@ -1,20 +1,20 @@
 
 <file path=word/document.xml><?xml version="1.0" encoding="utf-8"?>
-<w:document xmlns:o="urn:schemas-microsoft-com:office:office" xmlns:r="http://schemas.openxmlformats.org/officeDocument/2006/relationships" xmlns:v="urn:schemas-microsoft-com:vml" xmlns:w="http://schemas.openxmlformats.org/wordprocessingml/2006/main" xmlns:w10="urn:schemas-microsoft-com:office:word" xmlns:wp="http://schemas.openxmlformats.org/drawingml/2006/wordprocessingDrawing" xmlns:wps="http://schemas.microsoft.com/office/word/2010/wordprocessingShape" xmlns:wpg="http://schemas.microsoft.com/office/word/2010/wordprocessingGroup" xmlns:mc="http://schemas.openxmlformats.org/markup-compatibility/2006" xmlns:wp14="http://schemas.microsoft.com/office/word/2010/wordprocessingDrawing" xmlns:w14="http://schemas.microsoft.com/office/word/2010/wordml" mc:Ignorable="w14 wp14">
+<w:document xmlns:wpc="http://schemas.microsoft.com/office/word/2010/wordprocessingCanvas" xmlns:mc="http://schemas.openxmlformats.org/markup-compatibility/2006" xmlns:o="urn:schemas-microsoft-com:office:office" xmlns:r="http://schemas.openxmlformats.org/officeDocument/2006/relationships" xmlns:m="http://schemas.openxmlformats.org/officeDocument/2006/math" xmlns:v="urn:schemas-microsoft-com:vml" xmlns:wp14="http://schemas.microsoft.com/office/word/2010/wordprocessingDrawing" xmlns:wp="http://schemas.openxmlformats.org/drawingml/2006/wordprocessingDrawing" xmlns:w10="urn:schemas-microsoft-com:office:word" xmlns:w="http://schemas.openxmlformats.org/wordprocessingml/2006/main" xmlns:w14="http://schemas.microsoft.com/office/word/2010/wordml" xmlns:wpg="http://schemas.microsoft.com/office/word/2010/wordprocessingGroup" xmlns:wpi="http://schemas.microsoft.com/office/word/2010/wordprocessingInk" xmlns:wne="http://schemas.microsoft.com/office/word/2006/wordml" xmlns:wps="http://schemas.microsoft.com/office/word/2010/wordprocessingShape">
   <w:body>
     <w:tbl>
       <w:tblPr>
         <w:tblStyle w:val="1"/>
         <w:tblW w:w="10468" w:type="dxa"/>
+        <w:tblInd w:w="5" w:type="dxa"/>
+        <w:tblLook w:val="04A0" w:firstRow="1" w:lastRow="0" w:firstColumn="1" w:lastColumn="0" w:noHBand="0" w:noVBand="1"/>
         <w:jc w:val="left"/>
-        <w:tblInd w:w="5" w:type="dxa"/>
         <w:tblCellMar>
           <w:top w:w="0" w:type="dxa"/>
           <w:left w:w="108" w:type="dxa"/>
           <w:bottom w:w="0" w:type="dxa"/>
           <w:right w:w="108" w:type="dxa"/>
         </w:tblCellMar>
-        <w:tblLook w:firstRow="1" w:noVBand="1" w:lastRow="0" w:firstColumn="1" w:lastColumn="0" w:noHBand="0" w:val="04a0"/>
       </w:tblPr>
       <w:tblGrid>
         <w:gridCol w:w="1739"/>
@@ -37,26 +37,18 @@
             <w:tcW w:w="3483" w:type="dxa"/>
             <w:gridSpan w:val="3"/>
             <w:tcBorders/>
-            <w:shd w:fill="auto" w:val="clear"/>
+            <w:shd w:val="clear" w:color="auto" w:fill="auto"/>
             <w:vAlign w:val="center"/>
           </w:tcPr>
           <w:p>
             <w:pPr>
               <w:pStyle w:val="Normal"/>
-              <w:spacing w:lineRule="auto" w:line="240" w:before="0" w:after="0"/>
-              <w:rPr>
-                <w:color w:val="605E5C"/>
-                <w:highlight w:val="lightGray"/>
-                <w:highlight w:val="lightGray"/>
+              <w:spacing w:after="0" w:before="0" w:line="240" w:lineRule="auto"/>
+              <w:rPr>
+                <w:color w:val="000000"/>
+                <w:highlight w:val="none"/>
               </w:rPr>
             </w:pPr>
-            <w:r>
-              <w:rPr>
-                <w:color w:val="605E5C"/>
-                <w:highlight w:val="lightGray"/>
-                <w:highlight w:val="lightGray"/>
-              </w:rPr>
-            </w:r>
           </w:p>
         </w:tc>
         <w:tc>
@@ -64,27 +56,26 @@
             <w:tcW w:w="1043" w:type="dxa"/>
             <w:gridSpan w:val="2"/>
             <w:tcBorders/>
-            <w:shd w:fill="auto" w:val="clear"/>
+            <w:shd w:val="clear" w:color="auto" w:fill="auto"/>
             <w:vAlign w:val="center"/>
           </w:tcPr>
           <w:p>
             <w:pPr>
               <w:pStyle w:val="Normal"/>
-              <w:spacing w:lineRule="auto" w:line="240" w:before="0" w:after="0"/>
               <w:jc w:val="center"/>
-              <w:rPr>
-                <w:b/>
-                <w:b/>
+              <w:spacing w:after="0" w:before="0" w:line="240" w:lineRule="auto"/>
+              <w:rPr>
+                <w:b/>
+                <w:color w:val="000000"/>
                 <w:sz w:val="22"/>
               </w:rPr>
             </w:pPr>
             <w:r>
               <w:rPr>
                 <w:b/>
-                <w:color w:val="605E5C"/>
-                <w:sz w:val="22"/>
-                <w:highlight w:val="lightGray"/>
-                <w:highlight w:val="lightGray"/>
+                <w:color w:val="000000"/>
+                <w:sz w:val="22"/>
+                <w:highlight w:val="none"/>
               </w:rPr>
               <w:t>작성자</w:t>
             </w:r>
@@ -95,71 +86,80 @@
             <w:tcW w:w="2976" w:type="dxa"/>
             <w:gridSpan w:val="2"/>
             <w:tcBorders/>
-            <w:shd w:fill="auto" w:val="clear"/>
+            <w:shd w:val="clear" w:color="auto" w:fill="auto"/>
             <w:vAlign w:val="center"/>
           </w:tcPr>
           <w:p>
             <w:pPr>
               <w:pStyle w:val="Normal"/>
-              <w:spacing w:lineRule="auto" w:line="240" w:before="0" w:after="0"/>
               <w:jc w:val="center"/>
-              <w:rPr>
+              <w:spacing w:after="0" w:before="0" w:line="240" w:lineRule="auto"/>
+              <w:rPr>
+                <w:color w:val="000000"/>
                 <w:szCs w:val="20"/>
               </w:rPr>
             </w:pPr>
             <w:r>
               <w:rPr>
-                <w:color w:val="605E5C"/>
+                <w:color w:val="000000"/>
                 <w:szCs w:val="20"/>
-                <w:highlight w:val="lightGray"/>
-                <w:highlight w:val="lightGray"/>
+                <w:highlight w:val="none"/>
               </w:rPr>
               <w:t xml:space="preserve">2022180041 </w:t>
             </w:r>
             <w:r>
               <w:rPr>
-                <w:color w:val="605E5C"/>
+                <w:color w:val="000000"/>
                 <w:szCs w:val="20"/>
-                <w:highlight w:val="lightGray"/>
-                <w:highlight w:val="lightGray"/>
+                <w:highlight w:val="none"/>
               </w:rPr>
               <w:t>최재혁</w:t>
             </w:r>
             <w:r>
               <w:rPr>
-                <w:color w:val="605E5C"/>
+                <w:color w:val="000000"/>
                 <w:szCs w:val="20"/>
-                <w:highlight w:val="lightGray"/>
-                <w:highlight w:val="lightGray"/>
+                <w:highlight w:val="none"/>
               </w:rPr>
               <w:br/>
+            </w:r>
+            <w:r>
+              <w:rPr>
+                <w:color w:val="000000"/>
+                <w:szCs w:val="20"/>
+                <w:highlight w:val="none"/>
+              </w:rPr>
               <w:t xml:space="preserve">2022180003 </w:t>
             </w:r>
             <w:r>
               <w:rPr>
-                <w:color w:val="605E5C"/>
+                <w:color w:val="000000"/>
                 <w:szCs w:val="20"/>
-                <w:highlight w:val="lightGray"/>
-                <w:highlight w:val="lightGray"/>
+                <w:highlight w:val="none"/>
               </w:rPr>
               <w:t>김도엽</w:t>
             </w:r>
             <w:r>
               <w:rPr>
-                <w:color w:val="605E5C"/>
+                <w:color w:val="000000"/>
                 <w:szCs w:val="20"/>
-                <w:highlight w:val="lightGray"/>
-                <w:highlight w:val="lightGray"/>
+                <w:highlight w:val="none"/>
               </w:rPr>
               <w:br/>
+            </w:r>
+            <w:r>
+              <w:rPr>
+                <w:color w:val="000000"/>
+                <w:szCs w:val="20"/>
+                <w:highlight w:val="none"/>
+              </w:rPr>
               <w:t xml:space="preserve">2020184005 </w:t>
             </w:r>
             <w:r>
               <w:rPr>
-                <w:color w:val="605E5C"/>
+                <w:color w:val="000000"/>
                 <w:szCs w:val="20"/>
-                <w:highlight w:val="lightGray"/>
-                <w:highlight w:val="lightGray"/>
+                <w:highlight w:val="none"/>
               </w:rPr>
               <w:t>김나현</w:t>
             </w:r>
@@ -170,27 +170,26 @@
             <w:tcW w:w="1214" w:type="dxa"/>
             <w:gridSpan w:val="2"/>
             <w:tcBorders/>
-            <w:shd w:fill="auto" w:val="clear"/>
+            <w:shd w:val="clear" w:color="auto" w:fill="auto"/>
             <w:vAlign w:val="center"/>
           </w:tcPr>
           <w:p>
             <w:pPr>
               <w:pStyle w:val="Normal"/>
-              <w:spacing w:lineRule="auto" w:line="240" w:before="0" w:after="0"/>
               <w:jc w:val="center"/>
-              <w:rPr>
-                <w:b/>
-                <w:b/>
+              <w:spacing w:after="0" w:before="0" w:line="240" w:lineRule="auto"/>
+              <w:rPr>
+                <w:b/>
+                <w:color w:val="000000"/>
                 <w:sz w:val="22"/>
               </w:rPr>
             </w:pPr>
             <w:r>
               <w:rPr>
                 <w:b/>
-                <w:color w:val="605E5C"/>
-                <w:sz w:val="22"/>
-                <w:highlight w:val="lightGray"/>
-                <w:highlight w:val="lightGray"/>
+                <w:color w:val="000000"/>
+                <w:sz w:val="22"/>
+                <w:highlight w:val="none"/>
               </w:rPr>
               <w:t>팀명</w:t>
             </w:r>
@@ -200,36 +199,35 @@
           <w:tcPr>
             <w:tcW w:w="1751" w:type="dxa"/>
             <w:tcBorders/>
-            <w:shd w:fill="auto" w:val="clear"/>
+            <w:shd w:val="clear" w:color="auto" w:fill="auto"/>
             <w:vAlign w:val="center"/>
           </w:tcPr>
           <w:p>
             <w:pPr>
               <w:pStyle w:val="Normal"/>
-              <w:spacing w:lineRule="auto" w:line="240" w:before="0" w:after="0"/>
               <w:jc w:val="center"/>
-              <w:rPr>
+              <w:spacing w:after="0" w:before="0" w:line="240" w:lineRule="auto"/>
+              <w:rPr>
+                <w:color w:val="000000"/>
                 <w:sz w:val="24"/>
                 <w:szCs w:val="24"/>
               </w:rPr>
             </w:pPr>
             <w:r>
               <w:rPr>
-                <w:color w:val="605E5C"/>
+                <w:color w:val="000000"/>
                 <w:sz w:val="24"/>
                 <w:szCs w:val="24"/>
-                <w:highlight w:val="lightGray"/>
-                <w:highlight w:val="lightGray"/>
+                <w:highlight w:val="none"/>
               </w:rPr>
               <w:t>zl</w:t>
             </w:r>
             <w:r>
               <w:rPr>
-                <w:color w:val="605E5C"/>
+                <w:color w:val="000000"/>
                 <w:sz w:val="24"/>
                 <w:szCs w:val="24"/>
-                <w:highlight w:val="lightGray"/>
-                <w:highlight w:val="lightGray"/>
+                <w:highlight w:val="none"/>
               </w:rPr>
               <w:t>존졸작전사</w:t>
             </w:r>
@@ -244,27 +242,26 @@
           <w:tcPr>
             <w:tcW w:w="1739" w:type="dxa"/>
             <w:tcBorders/>
-            <w:shd w:fill="auto" w:val="clear"/>
+            <w:shd w:val="clear" w:color="auto" w:fill="auto"/>
             <w:vAlign w:val="center"/>
           </w:tcPr>
           <w:p>
             <w:pPr>
               <w:pStyle w:val="Normal"/>
-              <w:spacing w:lineRule="auto" w:line="240" w:before="0" w:after="0"/>
               <w:jc w:val="center"/>
-              <w:rPr>
-                <w:b/>
-                <w:b/>
+              <w:spacing w:after="0" w:before="0" w:line="240" w:lineRule="auto"/>
+              <w:rPr>
+                <w:b/>
+                <w:color w:val="000000"/>
                 <w:sz w:val="22"/>
               </w:rPr>
             </w:pPr>
             <w:r>
               <w:rPr>
                 <w:b/>
-                <w:color w:val="605E5C"/>
-                <w:sz w:val="22"/>
-                <w:highlight w:val="lightGray"/>
-                <w:highlight w:val="lightGray"/>
+                <w:color w:val="000000"/>
+                <w:sz w:val="22"/>
+                <w:highlight w:val="none"/>
               </w:rPr>
               <w:t>주차</w:t>
             </w:r>
@@ -274,26 +271,25 @@
           <w:tcPr>
             <w:tcW w:w="1742" w:type="dxa"/>
             <w:tcBorders/>
-            <w:shd w:fill="auto" w:val="clear"/>
+            <w:shd w:val="clear" w:color="auto" w:fill="auto"/>
             <w:vAlign w:val="center"/>
           </w:tcPr>
           <w:p>
             <w:pPr>
               <w:pStyle w:val="Normal"/>
-              <w:spacing w:lineRule="auto" w:line="240" w:before="0" w:after="0"/>
               <w:jc w:val="center"/>
-              <w:rPr>
-                <w:b/>
-                <w:b/>
-                <w:color w:val="605E5C"/>
-                <w:highlight w:val="lightGray"/>
+              <w:spacing w:after="0" w:before="0" w:line="240" w:lineRule="auto"/>
+              <w:rPr>
+                <w:b/>
+                <w:color w:val="000000"/>
+                <w:highlight w:val="none"/>
               </w:rPr>
             </w:pPr>
             <w:r>
               <w:rPr>
                 <w:b/>
-                <w:color w:val="605E5C"/>
-                <w:shd w:fill="E1DFDD" w:val="clear"/>
+                <w:color w:val="000000"/>
+                <w:shd w:val="clear" w:color="auto" w:fill="E1DFDD"/>
               </w:rPr>
               <w:t>22</w:t>
             </w:r>
@@ -304,27 +300,26 @@
             <w:tcW w:w="1043" w:type="dxa"/>
             <w:gridSpan w:val="2"/>
             <w:tcBorders/>
-            <w:shd w:fill="auto" w:val="clear"/>
+            <w:shd w:val="clear" w:color="auto" w:fill="auto"/>
             <w:vAlign w:val="center"/>
           </w:tcPr>
           <w:p>
             <w:pPr>
               <w:pStyle w:val="Normal"/>
-              <w:spacing w:lineRule="auto" w:line="240" w:before="0" w:after="0"/>
               <w:jc w:val="center"/>
-              <w:rPr>
-                <w:b/>
-                <w:b/>
+              <w:spacing w:after="0" w:before="0" w:line="240" w:lineRule="auto"/>
+              <w:rPr>
+                <w:b/>
+                <w:color w:val="000000"/>
                 <w:sz w:val="22"/>
               </w:rPr>
             </w:pPr>
             <w:r>
               <w:rPr>
                 <w:b/>
-                <w:color w:val="605E5C"/>
-                <w:sz w:val="22"/>
-                <w:highlight w:val="lightGray"/>
-                <w:highlight w:val="lightGray"/>
+                <w:color w:val="000000"/>
+                <w:sz w:val="22"/>
+                <w:highlight w:val="none"/>
               </w:rPr>
               <w:t>기간</w:t>
             </w:r>
@@ -335,32 +330,31 @@
             <w:tcW w:w="2976" w:type="dxa"/>
             <w:gridSpan w:val="2"/>
             <w:tcBorders/>
-            <w:shd w:fill="auto" w:val="clear"/>
+            <w:shd w:val="clear" w:color="auto" w:fill="auto"/>
             <w:vAlign w:val="center"/>
           </w:tcPr>
           <w:p>
             <w:pPr>
               <w:pStyle w:val="Normal"/>
-              <w:spacing w:lineRule="auto" w:line="240" w:before="0" w:after="0"/>
               <w:jc w:val="center"/>
-              <w:rPr>
-                <w:color w:val="605E5C"/>
-                <w:highlight w:val="lightGray"/>
+              <w:spacing w:after="0" w:before="0" w:line="240" w:lineRule="auto"/>
+              <w:rPr>
+                <w:color w:val="000000"/>
+                <w:highlight w:val="none"/>
               </w:rPr>
             </w:pPr>
-            <w:bookmarkStart w:id="0" w:name="__DdeLink__214_57391962"/>
-            <w:bookmarkStart w:id="1" w:name="__DdeLink__416_2179524638"/>
-            <w:r>
-              <w:rPr>
-                <w:b/>
-                <w:color w:val="605E5C"/>
-                <w:highlight w:val="lightGray"/>
-                <w:highlight w:val="lightGray"/>
+            <w:bookmarkStart w:id="1" w:name="__DdeLink__214_57391962"/>
+            <w:bookmarkStart w:id="2" w:name="__DdeLink__416_2179524638"/>
+            <w:r>
+              <w:rPr>
+                <w:b/>
+                <w:color w:val="000000"/>
+                <w:highlight w:val="none"/>
               </w:rPr>
               <w:t>2025.07.07 ~ 2025.07.14</w:t>
             </w:r>
-            <w:bookmarkEnd w:id="0"/>
             <w:bookmarkEnd w:id="1"/>
+            <w:bookmarkEnd w:id="2"/>
           </w:p>
         </w:tc>
         <w:tc>
@@ -368,27 +362,26 @@
             <w:tcW w:w="1214" w:type="dxa"/>
             <w:gridSpan w:val="2"/>
             <w:tcBorders/>
-            <w:shd w:fill="auto" w:val="clear"/>
+            <w:shd w:val="clear" w:color="auto" w:fill="auto"/>
             <w:vAlign w:val="center"/>
           </w:tcPr>
           <w:p>
             <w:pPr>
               <w:pStyle w:val="Normal"/>
-              <w:spacing w:lineRule="auto" w:line="240" w:before="0" w:after="0"/>
               <w:jc w:val="center"/>
-              <w:rPr>
-                <w:b/>
-                <w:b/>
+              <w:spacing w:after="0" w:before="0" w:line="240" w:lineRule="auto"/>
+              <w:rPr>
+                <w:b/>
+                <w:color w:val="000000"/>
                 <w:sz w:val="22"/>
               </w:rPr>
             </w:pPr>
             <w:r>
               <w:rPr>
                 <w:b/>
-                <w:color w:val="605E5C"/>
-                <w:sz w:val="22"/>
-                <w:highlight w:val="lightGray"/>
-                <w:highlight w:val="lightGray"/>
+                <w:color w:val="000000"/>
+                <w:sz w:val="22"/>
+                <w:highlight w:val="none"/>
               </w:rPr>
               <w:t>지도교수</w:t>
             </w:r>
@@ -399,50 +392,46 @@
             <w:tcW w:w="1753" w:type="dxa"/>
             <w:gridSpan w:val="2"/>
             <w:tcBorders/>
-            <w:shd w:fill="auto" w:val="clear"/>
+            <w:shd w:val="clear" w:color="auto" w:fill="auto"/>
             <w:vAlign w:val="center"/>
           </w:tcPr>
           <w:p>
             <w:pPr>
               <w:pStyle w:val="Normal"/>
-              <w:spacing w:lineRule="auto" w:line="240" w:before="0" w:after="0"/>
               <w:jc w:val="left"/>
-              <w:rPr>
-                <w:color w:val="605E5C"/>
-                <w:highlight w:val="lightGray"/>
+              <w:spacing w:after="0" w:before="0" w:line="240" w:lineRule="auto"/>
+              <w:rPr>
+                <w:color w:val="000000"/>
+                <w:highlight w:val="none"/>
               </w:rPr>
             </w:pPr>
             <w:r>
               <w:rPr>
                 <w:b/>
-                <w:color w:val="605E5C"/>
-                <w:sz w:val="22"/>
-                <w:highlight w:val="lightGray"/>
-                <w:highlight w:val="lightGray"/>
+                <w:color w:val="000000"/>
+                <w:sz w:val="22"/>
+                <w:highlight w:val="none"/>
               </w:rPr>
               <w:t>정 내 훈</w:t>
             </w:r>
             <w:r>
               <w:rPr>
-                <w:color w:val="605E5C"/>
-                <w:highlight w:val="lightGray"/>
-                <w:highlight w:val="lightGray"/>
+                <w:color w:val="000000"/>
+                <w:highlight w:val="none"/>
               </w:rPr>
               <w:t>(</w:t>
             </w:r>
             <w:r>
               <w:rPr>
-                <w:color w:val="605E5C"/>
-                <w:highlight w:val="lightGray"/>
-                <w:highlight w:val="lightGray"/>
+                <w:color w:val="000000"/>
+                <w:highlight w:val="none"/>
               </w:rPr>
               <w:t>서명</w:t>
             </w:r>
             <w:r>
               <w:rPr>
-                <w:color w:val="605E5C"/>
-                <w:highlight w:val="lightGray"/>
-                <w:highlight w:val="lightGray"/>
+                <w:color w:val="000000"/>
+                <w:highlight w:val="none"/>
               </w:rPr>
               <w:t>)</w:t>
             </w:r>
@@ -457,29 +446,37 @@
           <w:tcPr>
             <w:tcW w:w="1739" w:type="dxa"/>
             <w:tcBorders/>
-            <w:shd w:fill="auto" w:val="clear"/>
+            <w:shd w:val="clear" w:color="auto" w:fill="auto"/>
             <w:vAlign w:val="center"/>
           </w:tcPr>
           <w:p>
             <w:pPr>
               <w:pStyle w:val="Normal"/>
-              <w:spacing w:lineRule="auto" w:line="240" w:before="0" w:after="0"/>
               <w:jc w:val="center"/>
-              <w:rPr>
-                <w:b/>
-                <w:b/>
+              <w:spacing w:after="0" w:before="0" w:line="240" w:lineRule="auto"/>
+              <w:rPr>
+                <w:b/>
+                <w:color w:val="000000"/>
                 <w:sz w:val="22"/>
               </w:rPr>
             </w:pPr>
             <w:r>
               <w:rPr>
                 <w:b/>
-                <w:color w:val="605E5C"/>
-                <w:sz w:val="22"/>
-                <w:highlight w:val="lightGray"/>
-                <w:highlight w:val="lightGray"/>
-              </w:rPr>
-              <w:t>이번주 한일</w:t>
+                <w:color w:val="000000"/>
+                <w:sz w:val="22"/>
+                <w:highlight w:val="none"/>
+              </w:rPr>
+              <w:t>이</w:t>
+            </w:r>
+            <w:r>
+              <w:rPr>
+                <w:b/>
+                <w:color w:val="000000"/>
+                <w:sz w:val="22"/>
+                <w:highlight w:val="none"/>
+              </w:rPr>
+              <w:t>번주 한일</w:t>
             </w:r>
           </w:p>
         </w:tc>
@@ -488,26 +485,25 @@
             <w:tcW w:w="8728" w:type="dxa"/>
             <w:gridSpan w:val="9"/>
             <w:tcBorders/>
-            <w:shd w:fill="auto" w:val="clear"/>
+            <w:shd w:val="clear" w:color="auto" w:fill="auto"/>
             <w:vAlign w:val="center"/>
           </w:tcPr>
           <w:p>
             <w:pPr>
               <w:pStyle w:val="Normal"/>
-              <w:spacing w:lineRule="auto" w:line="240" w:before="0" w:after="0"/>
               <w:jc w:val="left"/>
-              <w:rPr>
-                <w:color w:val="605E5C"/>
-                <w:highlight w:val="lightGray"/>
+              <w:spacing w:after="0" w:before="0" w:line="240" w:lineRule="auto"/>
+              <w:rPr>
+                <w:color w:val="000000"/>
+                <w:highlight w:val="none"/>
               </w:rPr>
             </w:pPr>
             <w:r>
               <w:rPr>
                 <w:b/>
                 <w:bCs/>
-                <w:color w:val="605E5C"/>
-                <w:highlight w:val="lightGray"/>
-                <w:highlight w:val="lightGray"/>
+                <w:color w:val="000000"/>
+                <w:highlight w:val="none"/>
               </w:rPr>
               <w:t>최재혁</w:t>
             </w:r>
@@ -515,9 +511,8 @@
               <w:rPr>
                 <w:b/>
                 <w:bCs/>
-                <w:color w:val="605E5C"/>
-                <w:highlight w:val="lightGray"/>
-                <w:highlight w:val="lightGray"/>
+                <w:color w:val="000000"/>
+                <w:highlight w:val="none"/>
               </w:rPr>
               <w:t xml:space="preserve">: DB </w:t>
             </w:r>
@@ -525,9 +520,8 @@
               <w:rPr>
                 <w:b/>
                 <w:bCs/>
-                <w:color w:val="605E5C"/>
-                <w:highlight w:val="lightGray"/>
-                <w:highlight w:val="lightGray"/>
+                <w:color w:val="000000"/>
+                <w:highlight w:val="none"/>
               </w:rPr>
               <w:t xml:space="preserve">쿼리서버 구현 및 </w:t>
             </w:r>
@@ -535,9 +529,8 @@
               <w:rPr>
                 <w:b/>
                 <w:bCs/>
-                <w:color w:val="605E5C"/>
-                <w:highlight w:val="lightGray"/>
-                <w:highlight w:val="lightGray"/>
+                <w:color w:val="000000"/>
+                <w:highlight w:val="none"/>
               </w:rPr>
               <w:t>DB</w:t>
             </w:r>
@@ -545,9 +538,8 @@
               <w:rPr>
                 <w:b/>
                 <w:bCs/>
-                <w:color w:val="605E5C"/>
-                <w:highlight w:val="lightGray"/>
-                <w:highlight w:val="lightGray"/>
+                <w:color w:val="000000"/>
+                <w:highlight w:val="none"/>
               </w:rPr>
               <w:t>연동 및 스키마와 저장프로시저 자동화</w:t>
             </w:r>
@@ -555,20 +547,19 @@
           <w:p>
             <w:pPr>
               <w:pStyle w:val="Normal"/>
-              <w:spacing w:lineRule="auto" w:line="240" w:before="0" w:after="0"/>
               <w:jc w:val="left"/>
-              <w:rPr>
-                <w:color w:val="605E5C"/>
-                <w:highlight w:val="lightGray"/>
+              <w:spacing w:after="0" w:before="0" w:line="240" w:lineRule="auto"/>
+              <w:rPr>
+                <w:color w:val="000000"/>
+                <w:highlight w:val="none"/>
               </w:rPr>
             </w:pPr>
             <w:r>
               <w:rPr>
                 <w:b/>
                 <w:bCs/>
-                <w:color w:val="605E5C"/>
-                <w:highlight w:val="lightGray"/>
-                <w:highlight w:val="lightGray"/>
+                <w:color w:val="000000"/>
+                <w:highlight w:val="none"/>
               </w:rPr>
               <w:t>김도엽</w:t>
             </w:r>
@@ -576,9 +567,8 @@
               <w:rPr>
                 <w:b/>
                 <w:bCs/>
-                <w:color w:val="605E5C"/>
-                <w:highlight w:val="lightGray"/>
-                <w:highlight w:val="lightGray"/>
+                <w:color w:val="000000"/>
+                <w:highlight w:val="none"/>
               </w:rPr>
               <w:t>:</w:t>
             </w:r>
@@ -586,20 +576,19 @@
           <w:p>
             <w:pPr>
               <w:pStyle w:val="Normal"/>
-              <w:spacing w:lineRule="auto" w:line="240" w:before="0" w:after="0"/>
               <w:jc w:val="left"/>
-              <w:rPr>
-                <w:color w:val="605E5C"/>
-                <w:highlight w:val="lightGray"/>
+              <w:spacing w:after="0" w:before="0" w:line="240" w:lineRule="auto"/>
+              <w:rPr>
+                <w:color w:val="000000"/>
+                <w:highlight w:val="none"/>
               </w:rPr>
             </w:pPr>
             <w:r>
               <w:rPr>
                 <w:b/>
                 <w:bCs/>
-                <w:color w:val="605E5C"/>
-                <w:highlight w:val="lightGray"/>
-                <w:highlight w:val="lightGray"/>
+                <w:color w:val="000000"/>
+                <w:highlight w:val="none"/>
               </w:rPr>
               <w:t>김나현</w:t>
             </w:r>
@@ -607,11 +596,21 @@
               <w:rPr>
                 <w:b/>
                 <w:bCs/>
-                <w:color w:val="605E5C"/>
-                <w:highlight w:val="lightGray"/>
-                <w:highlight w:val="lightGray"/>
+                <w:color w:val="000000"/>
+                <w:highlight w:val="none"/>
               </w:rPr>
               <w:t xml:space="preserve">: </w:t>
+            </w:r>
+            <w:r>
+              <w:rPr>
+                <w:lang w:eastAsia="ko-KR"/>
+                <w:b/>
+                <w:bCs/>
+                <w:color w:val="000000"/>
+                <w:highlight w:val="none"/>
+                <w:rtl w:val="off"/>
+              </w:rPr>
+              <w:t>궁수 모델링 완성</w:t>
             </w:r>
           </w:p>
         </w:tc>
@@ -622,7 +621,6 @@
         <w:pStyle w:val="Normal"/>
         <w:rPr>
           <w:b/>
-          <w:b/>
           <w:sz w:val="22"/>
         </w:rPr>
       </w:pPr>
@@ -656,124 +654,137 @@
           <w:numId w:val="1"/>
         </w:numPr>
         <w:rPr>
+          <w:lang w:eastAsia="ko-KR"/>
+          <w:rFonts w:hint="eastAsia"/>
+          <w:bCs/>
+          <w:sz w:val="22"/>
+          <w:rtl w:val="off"/>
+        </w:rPr>
+      </w:pPr>
+      <w:r>
+        <w:rPr>
           <w:b/>
-          <w:b/>
-          <w:sz w:val="22"/>
-        </w:rPr>
-      </w:pPr>
-      <w:r>
-        <w:rPr>
-          <w:bCs/>
-          <w:sz w:val="22"/>
-        </w:rPr>
-        <w:t>최재혁</w:t>
-      </w:r>
-      <w:r>
-        <w:rPr>
-          <w:bCs/>
-          <w:sz w:val="22"/>
-        </w:rPr>
-        <w:t>:</w:t>
-      </w:r>
-    </w:p>
-    <w:p>
-      <w:pPr>
-        <w:pStyle w:val="Normal"/>
-        <w:rPr>
-          <w:b/>
-          <w:b/>
-          <w:sz w:val="22"/>
-        </w:rPr>
-      </w:pPr>
-      <w:r>
-        <w:rPr>
-          <w:b/>
           <w:sz w:val="22"/>
         </w:rPr>
         <w:drawing>
-          <wp:anchor behindDoc="0" distT="0" distB="0" distL="0" distR="0" simplePos="0" locked="0" layoutInCell="1" allowOverlap="1" relativeHeight="2">
+          <wp:anchor distT="0" distB="0" distL="0" distR="0" behindDoc="0" locked="0" layoutInCell="1" simplePos="0" relativeHeight="2" allowOverlap="1" hidden="0">
             <wp:simplePos x="0" y="0"/>
             <wp:positionH relativeFrom="column">
-              <wp:posOffset>114935</wp:posOffset>
+              <wp:posOffset>-11652</wp:posOffset>
             </wp:positionH>
             <wp:positionV relativeFrom="paragraph">
-              <wp:posOffset>-98425</wp:posOffset>
+              <wp:posOffset>422603</wp:posOffset>
             </wp:positionV>
             <wp:extent cx="3356610" cy="1950720"/>
             <wp:effectExtent l="0" t="0" r="0" b="0"/>
             <wp:wrapSquare wrapText="largest"/>
-            <wp:docPr id="1" name="Image1" descr=""/>
-            <wp:cNvGraphicFramePr>
-              <a:graphicFrameLocks xmlns:a="http://schemas.openxmlformats.org/drawingml/2006/main" noChangeAspect="1"/>
-            </wp:cNvGraphicFramePr>
+            <wp:docPr id="1025" name="shape1025" hidden="0"/>
+            <wp:cNvGraphicFramePr/>
             <a:graphic xmlns:a="http://schemas.openxmlformats.org/drawingml/2006/main">
               <a:graphicData uri="http://schemas.openxmlformats.org/drawingml/2006/picture">
                 <pic:pic xmlns:pic="http://schemas.openxmlformats.org/drawingml/2006/picture">
                   <pic:nvPicPr>
-                    <pic:cNvPr id="1" name="Image1" descr=""/>
-                    <pic:cNvPicPr>
-                      <a:picLocks noChangeAspect="1" noChangeArrowheads="1"/>
-                    </pic:cNvPicPr>
+                    <pic:cNvPr id="0" name="이미지"/>
+                    <pic:cNvPicPr preferRelativeResize="1"/>
                   </pic:nvPicPr>
                   <pic:blipFill>
-                    <a:blip r:embed="rId2"/>
+                    <a:blip r:embed="rId1">
+                      <a:extLst>
+                        <a:ext uri="{28A0092B-C50C-407E-A947-70E740481C1C}">
+                          <a14:useLocalDpi xmlns:a14="http://schemas.microsoft.com/office/drawing/2010/main" val="0"/>
+                        </a:ext>
+                      </a:extLst>
+                    </a:blip>
+                    <a:srcRect/>
                     <a:stretch>
                       <a:fillRect/>
                     </a:stretch>
                   </pic:blipFill>
-                  <pic:spPr bwMode="auto">
+                  <pic:spPr>
                     <a:xfrm>
                       <a:off x="0" y="0"/>
                       <a:ext cx="3356610" cy="1950720"/>
                     </a:xfrm>
-                    <a:prstGeom prst="rect">
-                      <a:avLst/>
-                    </a:prstGeom>
+                    <a:prstGeom prst="rect"/>
                   </pic:spPr>
                 </pic:pic>
               </a:graphicData>
             </a:graphic>
           </wp:anchor>
         </w:drawing>
+      </w:r>
+      <w:r>
+        <w:rPr>
+          <w:bCs/>
+          <w:sz w:val="22"/>
+        </w:rPr>
+        <w:t>최재혁</w:t>
+      </w:r>
+      <w:r>
+        <w:rPr>
+          <w:bCs/>
+          <w:sz w:val="22"/>
+        </w:rPr>
+        <w:t>:</w:t>
+      </w:r>
+    </w:p>
+    <w:p>
+      <w:pPr>
+        <w:pStyle w:val="ListParagraph"/>
+        <w:numPr>
+          <w:ilvl w:val="0"/>
+          <w:numId w:val="1"/>
+        </w:numPr>
+        <w:rPr>
+          <w:b/>
+          <w:sz w:val="22"/>
+        </w:rPr>
+      </w:pPr>
+      <w:r>
+        <w:rPr>
+          <w:b/>
+          <w:sz w:val="22"/>
+        </w:rPr>
         <w:drawing>
-          <wp:anchor behindDoc="0" distT="0" distB="0" distL="0" distR="0" simplePos="0" locked="0" layoutInCell="1" allowOverlap="1" relativeHeight="3">
+          <wp:anchor distT="0" distB="0" distL="0" distR="0" behindDoc="0" locked="0" layoutInCell="1" simplePos="0" relativeHeight="3" allowOverlap="1" hidden="0">
             <wp:simplePos x="0" y="0"/>
             <wp:positionH relativeFrom="column">
               <wp:posOffset>3506470</wp:posOffset>
             </wp:positionH>
             <wp:positionV relativeFrom="paragraph">
-              <wp:posOffset>-29210</wp:posOffset>
+              <wp:posOffset>66039</wp:posOffset>
             </wp:positionV>
             <wp:extent cx="3596640" cy="1964055"/>
             <wp:effectExtent l="0" t="0" r="0" b="0"/>
             <wp:wrapSquare wrapText="largest"/>
-            <wp:docPr id="2" name="Image2" descr=""/>
-            <wp:cNvGraphicFramePr>
-              <a:graphicFrameLocks xmlns:a="http://schemas.openxmlformats.org/drawingml/2006/main" noChangeAspect="1"/>
-            </wp:cNvGraphicFramePr>
+            <wp:docPr id="1026" name="shape1026" hidden="0"/>
+            <wp:cNvGraphicFramePr/>
             <a:graphic xmlns:a="http://schemas.openxmlformats.org/drawingml/2006/main">
               <a:graphicData uri="http://schemas.openxmlformats.org/drawingml/2006/picture">
                 <pic:pic xmlns:pic="http://schemas.openxmlformats.org/drawingml/2006/picture">
                   <pic:nvPicPr>
-                    <pic:cNvPr id="2" name="Image2" descr=""/>
-                    <pic:cNvPicPr>
-                      <a:picLocks noChangeAspect="1" noChangeArrowheads="1"/>
-                    </pic:cNvPicPr>
+                    <pic:cNvPr id="0" name="이미지"/>
+                    <pic:cNvPicPr preferRelativeResize="1"/>
                   </pic:nvPicPr>
                   <pic:blipFill>
-                    <a:blip r:embed="rId3"/>
+                    <a:blip r:embed="rId2">
+                      <a:extLst>
+                        <a:ext uri="{28A0092B-C50C-407E-A947-70E740481C1C}">
+                          <a14:useLocalDpi xmlns:a14="http://schemas.microsoft.com/office/drawing/2010/main" val="0"/>
+                        </a:ext>
+                      </a:extLst>
+                    </a:blip>
+                    <a:srcRect/>
                     <a:stretch>
                       <a:fillRect/>
                     </a:stretch>
                   </pic:blipFill>
-                  <pic:spPr bwMode="auto">
+                  <pic:spPr>
                     <a:xfrm>
                       <a:off x="0" y="0"/>
                       <a:ext cx="3596640" cy="1964055"/>
                     </a:xfrm>
-                    <a:prstGeom prst="rect">
-                      <a:avLst/>
-                    </a:prstGeom>
+                    <a:prstGeom prst="rect"/>
                   </pic:spPr>
                 </pic:pic>
               </a:graphicData>
@@ -787,103 +798,6 @@
         <w:pStyle w:val="Normal"/>
         <w:rPr>
           <w:b/>
-          <w:b/>
-          <w:sz w:val="22"/>
-        </w:rPr>
-      </w:pPr>
-      <w:r>
-        <w:rPr>
-          <w:b/>
-          <w:sz w:val="22"/>
-        </w:rPr>
-      </w:r>
-    </w:p>
-    <w:p>
-      <w:pPr>
-        <w:pStyle w:val="Normal"/>
-        <w:rPr>
-          <w:b/>
-          <w:b/>
-          <w:sz w:val="22"/>
-        </w:rPr>
-      </w:pPr>
-      <w:r>
-        <w:rPr>
-          <w:b/>
-          <w:sz w:val="22"/>
-        </w:rPr>
-      </w:r>
-    </w:p>
-    <w:p>
-      <w:pPr>
-        <w:pStyle w:val="Normal"/>
-        <w:rPr>
-          <w:b/>
-          <w:b/>
-          <w:sz w:val="22"/>
-        </w:rPr>
-      </w:pPr>
-      <w:r>
-        <w:rPr>
-          <w:b/>
-          <w:sz w:val="22"/>
-        </w:rPr>
-      </w:r>
-    </w:p>
-    <w:p>
-      <w:pPr>
-        <w:pStyle w:val="Normal"/>
-        <w:rPr>
-          <w:b/>
-          <w:b/>
-          <w:sz w:val="22"/>
-        </w:rPr>
-      </w:pPr>
-      <w:r>
-        <w:rPr>
-          <w:b/>
-          <w:sz w:val="22"/>
-        </w:rPr>
-      </w:r>
-    </w:p>
-    <w:p>
-      <w:pPr>
-        <w:pStyle w:val="Normal"/>
-        <w:rPr>
-          <w:b/>
-          <w:b/>
-          <w:sz w:val="22"/>
-        </w:rPr>
-      </w:pPr>
-      <w:r>
-        <w:rPr>
-          <w:b/>
-          <w:sz w:val="22"/>
-        </w:rPr>
-      </w:r>
-    </w:p>
-    <w:p>
-      <w:pPr>
-        <w:pStyle w:val="Normal"/>
-        <w:rPr>
-          <w:b/>
-          <w:b/>
-          <w:sz w:val="22"/>
-        </w:rPr>
-      </w:pPr>
-      <w:r>
-        <w:rPr>
-          <w:b/>
-          <w:sz w:val="22"/>
-        </w:rPr>
-      </w:r>
-    </w:p>
-    <w:p>
-      <w:pPr>
-        <w:pStyle w:val="Normal"/>
-        <w:rPr>
-          <w:b/>
-          <w:b/>
           <w:sz w:val="22"/>
         </w:rPr>
       </w:pPr>
@@ -984,32 +898,18 @@
         <w:pStyle w:val="Normal"/>
         <w:rPr>
           <w:b/>
-          <w:b/>
-          <w:sz w:val="22"/>
-        </w:rPr>
-      </w:pPr>
-      <w:r>
-        <w:rPr>
-          <w:b/>
-          <w:sz w:val="22"/>
-        </w:rPr>
-      </w:r>
+          <w:sz w:val="22"/>
+        </w:rPr>
+      </w:pPr>
     </w:p>
     <w:p>
       <w:pPr>
         <w:pStyle w:val="Normal"/>
         <w:rPr>
           <w:b/>
-          <w:b/>
-          <w:sz w:val="22"/>
-        </w:rPr>
-      </w:pPr>
-      <w:r>
-        <w:rPr>
-          <w:b/>
-          <w:sz w:val="22"/>
-        </w:rPr>
-      </w:r>
+          <w:sz w:val="22"/>
+        </w:rPr>
+      </w:pPr>
     </w:p>
     <w:p>
       <w:pPr>
@@ -1019,8 +919,11 @@
           <w:numId w:val="1"/>
         </w:numPr>
         <w:rPr>
+          <w:lang w:eastAsia="ko-KR"/>
+          <w:rFonts w:hint="eastAsia"/>
           <w:bCs/>
           <w:sz w:val="22"/>
+          <w:rtl w:val="off"/>
         </w:rPr>
       </w:pPr>
       <w:r>
@@ -1040,6 +943,80 @@
     </w:p>
     <w:p>
       <w:pPr>
+        <w:rPr>
+          <w:lang w:eastAsia="ko-KR"/>
+          <w:rFonts w:hint="eastAsia"/>
+          <w:bCs/>
+          <w:sz w:val="22"/>
+          <w:rtl w:val="off"/>
+        </w:rPr>
+      </w:pPr>
+    </w:p>
+    <w:p>
+      <w:pPr>
+        <w:rPr>
+          <w:lang w:eastAsia="ko-KR"/>
+          <w:rFonts w:hint="eastAsia"/>
+          <w:bCs/>
+          <w:sz w:val="22"/>
+          <w:rtl w:val="off"/>
+        </w:rPr>
+      </w:pPr>
+    </w:p>
+    <w:p>
+      <w:pPr>
+        <w:rPr>
+          <w:lang w:eastAsia="ko-KR"/>
+          <w:rFonts w:hint="eastAsia"/>
+          <w:bCs/>
+          <w:sz w:val="22"/>
+          <w:rtl w:val="off"/>
+        </w:rPr>
+      </w:pPr>
+    </w:p>
+    <w:p>
+      <w:pPr>
+        <w:rPr>
+          <w:lang w:eastAsia="ko-KR"/>
+          <w:rFonts w:hint="eastAsia"/>
+          <w:bCs/>
+          <w:sz w:val="22"/>
+          <w:rtl w:val="off"/>
+        </w:rPr>
+      </w:pPr>
+    </w:p>
+    <w:p>
+      <w:pPr>
+        <w:rPr>
+          <w:lang w:eastAsia="ko-KR"/>
+          <w:rFonts w:hint="eastAsia"/>
+          <w:bCs/>
+          <w:sz w:val="22"/>
+          <w:rtl w:val="off"/>
+        </w:rPr>
+      </w:pPr>
+    </w:p>
+    <w:p>
+      <w:pPr>
+        <w:rPr>
+          <w:lang w:eastAsia="ko-KR"/>
+          <w:rFonts w:hint="eastAsia"/>
+          <w:bCs/>
+          <w:sz w:val="22"/>
+          <w:rtl w:val="off"/>
+        </w:rPr>
+      </w:pPr>
+    </w:p>
+    <w:p>
+      <w:pPr>
+        <w:rPr>
+          <w:bCs/>
+          <w:sz w:val="22"/>
+        </w:rPr>
+      </w:pPr>
+    </w:p>
+    <w:p>
+      <w:pPr>
         <w:pStyle w:val="ListParagraph"/>
         <w:ind w:left="800" w:hanging="0"/>
         <w:rPr>
@@ -1047,12 +1024,6 @@
           <w:sz w:val="22"/>
         </w:rPr>
       </w:pPr>
-      <w:r>
-        <w:rPr>
-          <w:bCs/>
-          <w:sz w:val="22"/>
-        </w:rPr>
-      </w:r>
     </w:p>
     <w:p>
       <w:pPr>
@@ -1080,20 +1051,14 @@
         </w:rPr>
         <w:t xml:space="preserve">: </w:t>
       </w:r>
-    </w:p>
-    <w:p>
-      <w:pPr>
-        <w:pStyle w:val="Normal"/>
-        <w:rPr>
+      <w:r>
+        <w:rPr>
+          <w:lang w:eastAsia="ko-KR"/>
           <w:bCs/>
           <w:sz w:val="22"/>
-        </w:rPr>
-      </w:pPr>
-      <w:r>
-        <w:rPr>
-          <w:bCs/>
-          <w:sz w:val="22"/>
-        </w:rPr>
+          <w:rtl w:val="off"/>
+        </w:rPr>
+        <w:t>궁수 모델링 완성</w:t>
       </w:r>
     </w:p>
     <w:p>
@@ -1109,21 +1074,139 @@
           <w:bCs/>
           <w:sz w:val="22"/>
         </w:rPr>
+        <w:drawing>
+          <wp:inline distT="0" distB="0" distL="180" distR="180">
+            <wp:extent cx="6645910" cy="3448050"/>
+            <wp:effectExtent l="0" t="0" r="0" b="0"/>
+            <wp:docPr id="1027" name="shape1027" hidden="0"/>
+            <wp:cNvGraphicFramePr/>
+            <a:graphic xmlns:a="http://schemas.openxmlformats.org/drawingml/2006/main">
+              <a:graphicData uri="http://schemas.openxmlformats.org/drawingml/2006/picture">
+                <pic:pic xmlns:pic="http://schemas.openxmlformats.org/drawingml/2006/picture">
+                  <pic:nvPicPr>
+                    <pic:cNvPr id="0" name="이미지"/>
+                    <pic:cNvPicPr preferRelativeResize="1"/>
+                  </pic:nvPicPr>
+                  <pic:blipFill>
+                    <a:blip r:embed="rId3">
+                      <a:extLst>
+                        <a:ext uri="{28A0092B-C50C-407E-A947-70E740481C1C}">
+                          <a14:useLocalDpi xmlns:a14="http://schemas.microsoft.com/office/drawing/2010/main" val="0"/>
+                        </a:ext>
+                      </a:extLst>
+                    </a:blip>
+                    <a:srcRect/>
+                    <a:stretch>
+                      <a:fillRect/>
+                    </a:stretch>
+                  </pic:blipFill>
+                  <pic:spPr>
+                    <a:xfrm>
+                      <a:off x="0" y="0"/>
+                      <a:ext cx="6645910" cy="3448050"/>
+                    </a:xfrm>
+                    <a:prstGeom prst="rect"/>
+                  </pic:spPr>
+                </pic:pic>
+              </a:graphicData>
+            </a:graphic>
+          </wp:inline>
+        </w:drawing>
       </w:r>
+    </w:p>
+    <w:p>
+      <w:pPr>
+        <w:pStyle w:val="Normal"/>
+        <w:rPr>
+          <w:lang w:eastAsia="ko-KR"/>
+          <w:rFonts w:hint="eastAsia"/>
+          <w:bCs/>
+          <w:sz w:val="22"/>
+          <w:rtl w:val="off"/>
+        </w:rPr>
+      </w:pPr>
+      <w:r>
+        <w:rPr>
+          <w:lang w:eastAsia="ko-KR"/>
+          <w:rFonts w:hint="eastAsia"/>
+          <w:bCs/>
+          <w:sz w:val="22"/>
+          <w:rtl w:val="off"/>
+        </w:rPr>
+        <w:drawing>
+          <wp:inline distT="0" distB="0" distL="180" distR="180">
+            <wp:extent cx="6645910" cy="3423920"/>
+            <wp:effectExtent l="0" t="0" r="0" b="0"/>
+            <wp:docPr id="1028" name="shape1028" hidden="0"/>
+            <wp:cNvGraphicFramePr/>
+            <a:graphic xmlns:a="http://schemas.openxmlformats.org/drawingml/2006/main">
+              <a:graphicData uri="http://schemas.openxmlformats.org/drawingml/2006/picture">
+                <pic:pic xmlns:pic="http://schemas.openxmlformats.org/drawingml/2006/picture">
+                  <pic:nvPicPr>
+                    <pic:cNvPr id="0" name="이미지"/>
+                    <pic:cNvPicPr preferRelativeResize="1"/>
+                  </pic:nvPicPr>
+                  <pic:blipFill>
+                    <a:blip r:embed="rId4">
+                      <a:extLst>
+                        <a:ext uri="{28A0092B-C50C-407E-A947-70E740481C1C}">
+                          <a14:useLocalDpi xmlns:a14="http://schemas.microsoft.com/office/drawing/2010/main" val="0"/>
+                        </a:ext>
+                      </a:extLst>
+                    </a:blip>
+                    <a:srcRect/>
+                    <a:stretch>
+                      <a:fillRect/>
+                    </a:stretch>
+                  </pic:blipFill>
+                  <pic:spPr>
+                    <a:xfrm>
+                      <a:off x="0" y="0"/>
+                      <a:ext cx="6645910" cy="3423920"/>
+                    </a:xfrm>
+                    <a:prstGeom prst="rect"/>
+                  </pic:spPr>
+                </pic:pic>
+              </a:graphicData>
+            </a:graphic>
+          </wp:inline>
+        </w:drawing>
+      </w:r>
+    </w:p>
+    <w:p>
+      <w:pPr>
+        <w:pStyle w:val="Normal"/>
+        <w:rPr>
+          <w:lang w:eastAsia="ko-KR"/>
+          <w:rFonts w:hint="eastAsia"/>
+          <w:bCs/>
+          <w:sz w:val="22"/>
+          <w:rtl w:val="off"/>
+        </w:rPr>
+      </w:pPr>
+    </w:p>
+    <w:p>
+      <w:pPr>
+        <w:pStyle w:val="Normal"/>
+        <w:rPr>
+          <w:bCs/>
+          <w:sz w:val="22"/>
+        </w:rPr>
+      </w:pPr>
     </w:p>
     <w:tbl>
       <w:tblPr>
         <w:tblStyle w:val="1"/>
         <w:tblW w:w="10456" w:type="dxa"/>
+        <w:tblInd w:w="0" w:type="dxa"/>
+        <w:tblLook w:val="04A0" w:firstRow="1" w:lastRow="0" w:firstColumn="1" w:lastColumn="0" w:noHBand="0" w:noVBand="1"/>
         <w:jc w:val="left"/>
-        <w:tblInd w:w="0" w:type="dxa"/>
         <w:tblCellMar>
           <w:top w:w="0" w:type="dxa"/>
           <w:left w:w="108" w:type="dxa"/>
           <w:bottom w:w="0" w:type="dxa"/>
           <w:right w:w="108" w:type="dxa"/>
         </w:tblCellMar>
-        <w:tblLook w:firstRow="1" w:noVBand="1" w:lastRow="0" w:firstColumn="1" w:lastColumn="0" w:noHBand="0" w:val="04a0"/>
       </w:tblPr>
       <w:tblGrid>
         <w:gridCol w:w="1551"/>
@@ -1139,27 +1222,26 @@
           <w:tcPr>
             <w:tcW w:w="1551" w:type="dxa"/>
             <w:tcBorders/>
-            <w:shd w:fill="auto" w:val="clear"/>
+            <w:shd w:val="clear" w:color="auto" w:fill="auto"/>
             <w:vAlign w:val="center"/>
           </w:tcPr>
           <w:p>
             <w:pPr>
               <w:pStyle w:val="Normal"/>
-              <w:spacing w:lineRule="auto" w:line="240" w:before="0" w:after="0"/>
               <w:jc w:val="center"/>
-              <w:rPr>
-                <w:b/>
-                <w:b/>
+              <w:spacing w:after="0" w:before="0" w:line="240" w:lineRule="auto"/>
+              <w:rPr>
+                <w:b/>
+                <w:color w:val="000000"/>
                 <w:sz w:val="22"/>
               </w:rPr>
             </w:pPr>
             <w:r>
               <w:rPr>
                 <w:b/>
-                <w:color w:val="605E5C"/>
-                <w:sz w:val="22"/>
-                <w:highlight w:val="lightGray"/>
-                <w:highlight w:val="lightGray"/>
+                <w:color w:val="000000"/>
+                <w:sz w:val="22"/>
+                <w:highlight w:val="none"/>
               </w:rPr>
               <w:t>문제점 정리</w:t>
             </w:r>
@@ -1169,54 +1251,45 @@
           <w:tcPr>
             <w:tcW w:w="3968" w:type="dxa"/>
             <w:tcBorders/>
-            <w:shd w:fill="auto" w:val="clear"/>
+            <w:shd w:val="clear" w:color="auto" w:fill="auto"/>
             <w:vAlign w:val="center"/>
           </w:tcPr>
           <w:p>
             <w:pPr>
               <w:pStyle w:val="Normal"/>
-              <w:spacing w:lineRule="auto" w:line="240" w:before="0" w:after="0"/>
               <w:jc w:val="left"/>
-              <w:rPr>
-                <w:color w:val="605E5C"/>
-                <w:highlight w:val="lightGray"/>
-                <w:highlight w:val="lightGray"/>
+              <w:spacing w:after="0" w:before="0" w:line="240" w:lineRule="auto"/>
+              <w:rPr>
+                <w:color w:val="000000"/>
+                <w:highlight w:val="none"/>
               </w:rPr>
             </w:pPr>
-            <w:r>
-              <w:rPr>
-                <w:color w:val="605E5C"/>
-                <w:highlight w:val="lightGray"/>
-                <w:highlight w:val="lightGray"/>
-              </w:rPr>
-            </w:r>
           </w:p>
         </w:tc>
         <w:tc>
           <w:tcPr>
             <w:tcW w:w="1558" w:type="dxa"/>
             <w:tcBorders/>
-            <w:shd w:fill="auto" w:val="clear"/>
+            <w:shd w:val="clear" w:color="auto" w:fill="auto"/>
             <w:vAlign w:val="center"/>
           </w:tcPr>
           <w:p>
             <w:pPr>
               <w:pStyle w:val="Normal"/>
-              <w:spacing w:lineRule="auto" w:line="240" w:before="0" w:after="0"/>
               <w:jc w:val="center"/>
-              <w:rPr>
-                <w:b/>
-                <w:b/>
+              <w:spacing w:after="0" w:before="0" w:line="240" w:lineRule="auto"/>
+              <w:rPr>
+                <w:b/>
+                <w:color w:val="000000"/>
                 <w:sz w:val="22"/>
               </w:rPr>
             </w:pPr>
             <w:r>
               <w:rPr>
                 <w:b/>
-                <w:color w:val="605E5C"/>
-                <w:sz w:val="22"/>
-                <w:highlight w:val="lightGray"/>
-                <w:highlight w:val="lightGray"/>
+                <w:color w:val="000000"/>
+                <w:sz w:val="22"/>
+                <w:highlight w:val="none"/>
               </w:rPr>
               <w:t>해결 방안</w:t>
             </w:r>
@@ -1226,27 +1299,19 @@
           <w:tcPr>
             <w:tcW w:w="3378" w:type="dxa"/>
             <w:tcBorders/>
-            <w:shd w:fill="auto" w:val="clear"/>
+            <w:shd w:val="clear" w:color="auto" w:fill="auto"/>
             <w:vAlign w:val="center"/>
           </w:tcPr>
           <w:p>
             <w:pPr>
               <w:pStyle w:val="Normal"/>
-              <w:spacing w:lineRule="auto" w:line="240" w:before="0" w:after="0"/>
               <w:jc w:val="left"/>
-              <w:rPr>
-                <w:color w:val="605E5C"/>
-                <w:highlight w:val="lightGray"/>
-                <w:highlight w:val="lightGray"/>
+              <w:spacing w:after="0" w:before="0" w:line="240" w:lineRule="auto"/>
+              <w:rPr>
+                <w:color w:val="000000"/>
+                <w:highlight w:val="none"/>
               </w:rPr>
             </w:pPr>
-            <w:r>
-              <w:rPr>
-                <w:color w:val="605E5C"/>
-                <w:highlight w:val="lightGray"/>
-                <w:highlight w:val="lightGray"/>
-              </w:rPr>
-            </w:r>
           </w:p>
         </w:tc>
       </w:tr>
@@ -1258,27 +1323,26 @@
           <w:tcPr>
             <w:tcW w:w="1551" w:type="dxa"/>
             <w:tcBorders/>
-            <w:shd w:fill="auto" w:val="clear"/>
+            <w:shd w:val="clear" w:color="auto" w:fill="auto"/>
             <w:vAlign w:val="center"/>
           </w:tcPr>
           <w:p>
             <w:pPr>
               <w:pStyle w:val="Normal"/>
-              <w:spacing w:lineRule="auto" w:line="240" w:before="0" w:after="0"/>
               <w:jc w:val="center"/>
-              <w:rPr>
-                <w:b/>
-                <w:b/>
+              <w:spacing w:after="0" w:before="0" w:line="240" w:lineRule="auto"/>
+              <w:rPr>
+                <w:b/>
+                <w:color w:val="000000"/>
                 <w:sz w:val="22"/>
               </w:rPr>
             </w:pPr>
             <w:r>
               <w:rPr>
                 <w:b/>
-                <w:color w:val="605E5C"/>
-                <w:sz w:val="22"/>
-                <w:highlight w:val="lightGray"/>
-                <w:highlight w:val="lightGray"/>
+                <w:color w:val="000000"/>
+                <w:sz w:val="22"/>
+                <w:highlight w:val="none"/>
               </w:rPr>
               <w:t>다음 주차</w:t>
             </w:r>
@@ -1288,30 +1352,27 @@
           <w:tcPr>
             <w:tcW w:w="3968" w:type="dxa"/>
             <w:tcBorders/>
-            <w:shd w:fill="auto" w:val="clear"/>
+            <w:shd w:val="clear" w:color="auto" w:fill="auto"/>
             <w:vAlign w:val="center"/>
           </w:tcPr>
           <w:p>
             <w:pPr>
               <w:pStyle w:val="Normal"/>
-              <w:spacing w:lineRule="auto" w:line="240" w:before="0" w:after="0"/>
               <w:jc w:val="center"/>
-              <w:rPr>
-                <w:b/>
-                <w:b/>
-                <w:color w:val="605E5C"/>
-                <w:sz w:val="22"/>
-                <w:highlight w:val="lightGray"/>
-                <w:highlight w:val="lightGray"/>
+              <w:spacing w:after="0" w:before="0" w:line="240" w:lineRule="auto"/>
+              <w:rPr>
+                <w:b/>
+                <w:color w:val="000000"/>
+                <w:sz w:val="22"/>
+                <w:highlight w:val="none"/>
               </w:rPr>
             </w:pPr>
             <w:r>
               <w:rPr>
                 <w:b/>
-                <w:color w:val="605E5C"/>
-                <w:sz w:val="22"/>
-                <w:highlight w:val="lightGray"/>
-                <w:highlight w:val="lightGray"/>
+                <w:color w:val="000000"/>
+                <w:sz w:val="22"/>
+                <w:highlight w:val="none"/>
               </w:rPr>
               <w:t>23</w:t>
             </w:r>
@@ -1321,27 +1382,26 @@
           <w:tcPr>
             <w:tcW w:w="1558" w:type="dxa"/>
             <w:tcBorders/>
-            <w:shd w:fill="auto" w:val="clear"/>
+            <w:shd w:val="clear" w:color="auto" w:fill="auto"/>
             <w:vAlign w:val="center"/>
           </w:tcPr>
           <w:p>
             <w:pPr>
               <w:pStyle w:val="Normal"/>
-              <w:spacing w:lineRule="auto" w:line="240" w:before="0" w:after="0"/>
               <w:jc w:val="center"/>
-              <w:rPr>
-                <w:b/>
-                <w:b/>
+              <w:spacing w:after="0" w:before="0" w:line="240" w:lineRule="auto"/>
+              <w:rPr>
+                <w:b/>
+                <w:color w:val="000000"/>
                 <w:sz w:val="22"/>
               </w:rPr>
             </w:pPr>
             <w:r>
               <w:rPr>
                 <w:b/>
-                <w:color w:val="605E5C"/>
-                <w:sz w:val="22"/>
-                <w:highlight w:val="lightGray"/>
-                <w:highlight w:val="lightGray"/>
+                <w:color w:val="000000"/>
+                <w:sz w:val="22"/>
+                <w:highlight w:val="none"/>
               </w:rPr>
               <w:t>다음 기간</w:t>
             </w:r>
@@ -1351,28 +1411,25 @@
           <w:tcPr>
             <w:tcW w:w="3378" w:type="dxa"/>
             <w:tcBorders/>
-            <w:shd w:fill="auto" w:val="clear"/>
+            <w:shd w:val="clear" w:color="auto" w:fill="auto"/>
             <w:vAlign w:val="center"/>
           </w:tcPr>
           <w:p>
             <w:pPr>
               <w:pStyle w:val="Normal"/>
-              <w:spacing w:lineRule="auto" w:line="240" w:before="0" w:after="0"/>
               <w:jc w:val="center"/>
-              <w:rPr>
-                <w:b/>
-                <w:b/>
-                <w:color w:val="605E5C"/>
-                <w:highlight w:val="lightGray"/>
-                <w:highlight w:val="lightGray"/>
+              <w:spacing w:after="0" w:before="0" w:line="240" w:lineRule="auto"/>
+              <w:rPr>
+                <w:b/>
+                <w:color w:val="000000"/>
+                <w:highlight w:val="none"/>
               </w:rPr>
             </w:pPr>
             <w:r>
               <w:rPr>
                 <w:b/>
-                <w:color w:val="605E5C"/>
-                <w:highlight w:val="lightGray"/>
-                <w:highlight w:val="lightGray"/>
+                <w:color w:val="000000"/>
+                <w:highlight w:val="none"/>
               </w:rPr>
               <w:t>2025.07.07 ~ 2025.07.14</w:t>
             </w:r>
@@ -1387,27 +1444,26 @@
           <w:tcPr>
             <w:tcW w:w="1551" w:type="dxa"/>
             <w:tcBorders/>
-            <w:shd w:fill="auto" w:val="clear"/>
+            <w:shd w:val="clear" w:color="auto" w:fill="auto"/>
             <w:vAlign w:val="center"/>
           </w:tcPr>
           <w:p>
             <w:pPr>
               <w:pStyle w:val="Normal"/>
-              <w:spacing w:lineRule="auto" w:line="240" w:before="0" w:after="0"/>
               <w:jc w:val="center"/>
-              <w:rPr>
-                <w:b/>
-                <w:b/>
+              <w:spacing w:after="0" w:before="0" w:line="240" w:lineRule="auto"/>
+              <w:rPr>
+                <w:b/>
+                <w:color w:val="000000"/>
                 <w:sz w:val="22"/>
               </w:rPr>
             </w:pPr>
             <w:r>
               <w:rPr>
                 <w:b/>
-                <w:color w:val="605E5C"/>
-                <w:sz w:val="22"/>
-                <w:highlight w:val="lightGray"/>
-                <w:highlight w:val="lightGray"/>
+                <w:color w:val="000000"/>
+                <w:sz w:val="22"/>
+                <w:highlight w:val="none"/>
               </w:rPr>
               <w:t>다음주 할 일</w:t>
             </w:r>
@@ -1418,28 +1474,19 @@
             <w:tcW w:w="8904" w:type="dxa"/>
             <w:gridSpan w:val="3"/>
             <w:tcBorders/>
-            <w:shd w:fill="auto" w:val="clear"/>
+            <w:shd w:val="clear" w:color="auto" w:fill="auto"/>
             <w:vAlign w:val="center"/>
           </w:tcPr>
           <w:p>
             <w:pPr>
               <w:pStyle w:val="Normal"/>
-              <w:spacing w:lineRule="auto" w:line="240" w:before="0" w:after="0"/>
-              <w:rPr>
-                <w:color w:val="605E5C"/>
+              <w:spacing w:after="0" w:before="0" w:line="240" w:lineRule="auto"/>
+              <w:rPr>
+                <w:color w:val="000000"/>
                 <w:szCs w:val="20"/>
-                <w:highlight w:val="lightGray"/>
-                <w:highlight w:val="lightGray"/>
+                <w:highlight w:val="none"/>
               </w:rPr>
             </w:pPr>
-            <w:r>
-              <w:rPr>
-                <w:color w:val="605E5C"/>
-                <w:szCs w:val="20"/>
-                <w:highlight w:val="lightGray"/>
-                <w:highlight w:val="lightGray"/>
-              </w:rPr>
-            </w:r>
           </w:p>
         </w:tc>
       </w:tr>
@@ -1451,27 +1498,26 @@
           <w:tcPr>
             <w:tcW w:w="1551" w:type="dxa"/>
             <w:tcBorders/>
-            <w:shd w:color="auto" w:fill="F2F2F2" w:val="clear"/>
+            <w:shd w:val="clear" w:color="auto" w:fill="F2F2F2"/>
             <w:vAlign w:val="center"/>
           </w:tcPr>
           <w:p>
             <w:pPr>
               <w:pStyle w:val="Normal"/>
-              <w:spacing w:lineRule="auto" w:line="240" w:before="0" w:after="0"/>
               <w:jc w:val="center"/>
-              <w:rPr>
-                <w:b/>
-                <w:b/>
+              <w:spacing w:after="0" w:before="0" w:line="240" w:lineRule="auto"/>
+              <w:rPr>
+                <w:b/>
+                <w:color w:val="000000"/>
                 <w:sz w:val="22"/>
               </w:rPr>
             </w:pPr>
             <w:r>
               <w:rPr>
                 <w:b/>
-                <w:color w:val="605E5C"/>
-                <w:sz w:val="22"/>
-                <w:highlight w:val="lightGray"/>
-                <w:highlight w:val="lightGray"/>
+                <w:color w:val="000000"/>
+                <w:sz w:val="22"/>
+                <w:highlight w:val="none"/>
               </w:rPr>
               <w:t>지도교수</w:t>
             </w:r>
@@ -1479,21 +1525,20 @@
           <w:p>
             <w:pPr>
               <w:pStyle w:val="Normal"/>
-              <w:spacing w:lineRule="auto" w:line="240" w:before="0" w:after="0"/>
               <w:jc w:val="center"/>
-              <w:rPr>
-                <w:b/>
-                <w:b/>
+              <w:spacing w:after="0" w:before="0" w:line="240" w:lineRule="auto"/>
+              <w:rPr>
+                <w:b/>
+                <w:color w:val="000000"/>
                 <w:sz w:val="22"/>
               </w:rPr>
             </w:pPr>
             <w:r>
               <w:rPr>
                 <w:b/>
-                <w:color w:val="605E5C"/>
-                <w:sz w:val="22"/>
-                <w:highlight w:val="lightGray"/>
-                <w:highlight w:val="lightGray"/>
+                <w:color w:val="000000"/>
+                <w:sz w:val="22"/>
+                <w:highlight w:val="none"/>
               </w:rPr>
               <w:t>Comment</w:t>
             </w:r>
@@ -1504,27 +1549,19 @@
             <w:tcW w:w="8904" w:type="dxa"/>
             <w:gridSpan w:val="3"/>
             <w:tcBorders/>
-            <w:shd w:color="auto" w:fill="F2F2F2" w:val="clear"/>
+            <w:shd w:val="clear" w:color="auto" w:fill="F2F2F2"/>
             <w:vAlign w:val="center"/>
           </w:tcPr>
           <w:p>
             <w:pPr>
               <w:pStyle w:val="Normal"/>
-              <w:spacing w:lineRule="auto" w:line="240" w:before="0" w:after="0"/>
               <w:jc w:val="left"/>
-              <w:rPr>
-                <w:color w:val="605E5C"/>
-                <w:highlight w:val="lightGray"/>
-                <w:highlight w:val="lightGray"/>
+              <w:spacing w:after="0" w:before="0" w:line="240" w:lineRule="auto"/>
+              <w:rPr>
+                <w:color w:val="000000"/>
+                <w:highlight w:val="none"/>
               </w:rPr>
             </w:pPr>
-            <w:r>
-              <w:rPr>
-                <w:color w:val="605E5C"/>
-                <w:highlight w:val="lightGray"/>
-                <w:highlight w:val="lightGray"/>
-              </w:rPr>
-            </w:r>
           </w:p>
         </w:tc>
       </w:tr>
@@ -1532,32 +1569,27 @@
     <w:p>
       <w:pPr>
         <w:pStyle w:val="Normal"/>
-        <w:widowControl w:val="false"/>
-        <w:bidi w:val="0"/>
-        <w:spacing w:lineRule="auto" w:line="259" w:before="0" w:after="160"/>
+        <w:bidi w:val="off"/>
+        <w:widowControl w:val="off"/>
         <w:jc w:val="both"/>
+        <w:spacing w:after="160" w:before="0" w:line="259" w:lineRule="auto"/>
         <w:rPr/>
       </w:pPr>
-      <w:r>
-        <w:rPr/>
-      </w:r>
     </w:p>
     <w:sectPr>
-      <w:type w:val="nextPage"/>
       <w:pgSz w:w="11906" w:h="16838"/>
-      <w:pgMar w:left="720" w:right="720" w:header="0" w:top="720" w:footer="0" w:bottom="720" w:gutter="0"/>
-      <w:pgNumType w:fmt="decimal"/>
-      <w:formProt w:val="false"/>
-      <w:textDirection w:val="lrTb"/>
-      <w:docGrid w:type="default" w:linePitch="360" w:charSpace="8192"/>
+      <w:pgMar w:top="720" w:right="720" w:bottom="720" w:left="720" w:header="0" w:footer="0" w:gutter="0"/>
+      <w:cols/>
+      <w:docGrid w:linePitch="360" w:charSpace="8192"/>
     </w:sectPr>
   </w:body>
 </w:document>
 </file>
 
 <file path=word/numbering.xml><?xml version="1.0" encoding="utf-8"?>
-<w:numbering xmlns:w="http://schemas.openxmlformats.org/wordprocessingml/2006/main" xmlns:o="urn:schemas-microsoft-com:office:office" xmlns:r="http://schemas.openxmlformats.org/officeDocument/2006/relationships" xmlns:v="urn:schemas-microsoft-com:vml">
-  <w:abstractNum w:abstractNumId="1">
+<w:numbering xmlns:ve="http://schemas.openxmlformats.org/markup-compatibility/2006" xmlns:o="urn:schemas-microsoft-com:office:office" xmlns:r="http://schemas.openxmlformats.org/officeDocument/2006/relationships" xmlns:m="http://schemas.openxmlformats.org/officeDocument/2006/math" xmlns:v="urn:schemas-microsoft-com:vml" xmlns:wp="http://schemas.openxmlformats.org/drawingml/2006/wordprocessingDrawing" xmlns:w10="urn:schemas-microsoft-com:office:word" xmlns:w="http://schemas.openxmlformats.org/wordprocessingml/2006/main" xmlns:w14="http://schemas.microsoft.com/office/word/2010/wordml" xmlns:wne="http://schemas.microsoft.com/office/word/2006/wordml">
+  <w:abstractNum w:abstractNumId="0">
+    <w:multiLevelType w:val="singleLevel"/>
     <w:lvl w:ilvl="0">
       <w:start w:val="1"/>
       <w:numFmt w:val="bullet"/>
@@ -1567,10 +1599,9 @@
         <w:ind w:left="720" w:hanging="360"/>
       </w:pPr>
       <w:rPr>
-        <w:rFonts w:ascii="Symbol" w:hAnsi="Symbol" w:cs="Symbol" w:hint="default"/>
+        <w:rFonts w:cs="Symbol"/>
+        <w:b/>
         <w:sz w:val="22"/>
-        <w:b/>
-        <w:rFonts w:cs="Symbol"/>
       </w:rPr>
     </w:lvl>
     <w:lvl w:ilvl="1">
@@ -1582,10 +1613,9 @@
         <w:ind w:left="1440" w:hanging="360"/>
       </w:pPr>
       <w:rPr>
-        <w:rFonts w:ascii="Courier New" w:hAnsi="Courier New" w:cs="Courier New" w:hint="default"/>
+        <w:rFonts w:cs="Courier New"/>
+        <w:b/>
         <w:sz w:val="22"/>
-        <w:b/>
-        <w:rFonts w:cs="Courier New"/>
       </w:rPr>
     </w:lvl>
     <w:lvl w:ilvl="2">
@@ -1597,7 +1627,6 @@
         <w:ind w:left="2160" w:hanging="360"/>
       </w:pPr>
       <w:rPr>
-        <w:rFonts w:ascii="Wingdings" w:hAnsi="Wingdings" w:cs="Wingdings" w:hint="default"/>
         <w:rFonts w:cs="Wingdings"/>
       </w:rPr>
     </w:lvl>
@@ -1610,7 +1639,6 @@
         <w:ind w:left="2880" w:hanging="360"/>
       </w:pPr>
       <w:rPr>
-        <w:rFonts w:ascii="Symbol" w:hAnsi="Symbol" w:cs="Symbol" w:hint="default"/>
         <w:rFonts w:cs="Symbol"/>
       </w:rPr>
     </w:lvl>
@@ -1623,7 +1651,6 @@
         <w:ind w:left="3600" w:hanging="360"/>
       </w:pPr>
       <w:rPr>
-        <w:rFonts w:ascii="Courier New" w:hAnsi="Courier New" w:cs="Courier New" w:hint="default"/>
         <w:rFonts w:cs="Courier New"/>
       </w:rPr>
     </w:lvl>
@@ -1636,7 +1663,6 @@
         <w:ind w:left="4320" w:hanging="360"/>
       </w:pPr>
       <w:rPr>
-        <w:rFonts w:ascii="Wingdings" w:hAnsi="Wingdings" w:cs="Wingdings" w:hint="default"/>
         <w:rFonts w:cs="Wingdings"/>
       </w:rPr>
     </w:lvl>
@@ -1649,7 +1675,6 @@
         <w:ind w:left="5040" w:hanging="360"/>
       </w:pPr>
       <w:rPr>
-        <w:rFonts w:ascii="Symbol" w:hAnsi="Symbol" w:cs="Symbol" w:hint="default"/>
         <w:rFonts w:cs="Symbol"/>
       </w:rPr>
     </w:lvl>
@@ -1662,7 +1687,6 @@
         <w:ind w:left="5760" w:hanging="360"/>
       </w:pPr>
       <w:rPr>
-        <w:rFonts w:ascii="Courier New" w:hAnsi="Courier New" w:cs="Courier New" w:hint="default"/>
         <w:rFonts w:cs="Courier New"/>
       </w:rPr>
     </w:lvl>
@@ -1675,121 +1699,25 @@
         <w:ind w:left="6480" w:hanging="360"/>
       </w:pPr>
       <w:rPr>
-        <w:rFonts w:ascii="Wingdings" w:hAnsi="Wingdings" w:cs="Wingdings" w:hint="default"/>
         <w:rFonts w:cs="Wingdings"/>
       </w:rPr>
     </w:lvl>
   </w:abstractNum>
-  <w:abstractNum w:abstractNumId="2">
-    <w:lvl w:ilvl="0">
-      <w:start w:val="1"/>
-      <w:numFmt w:val="none"/>
-      <w:suff w:val="nothing"/>
-      <w:lvlText w:val=""/>
-      <w:lvlJc w:val="left"/>
-      <w:pPr>
-        <w:ind w:left="0" w:hanging="0"/>
-      </w:pPr>
-    </w:lvl>
-    <w:lvl w:ilvl="1">
-      <w:start w:val="1"/>
-      <w:numFmt w:val="none"/>
-      <w:suff w:val="nothing"/>
-      <w:lvlText w:val=""/>
-      <w:lvlJc w:val="left"/>
-      <w:pPr>
-        <w:ind w:left="0" w:hanging="0"/>
-      </w:pPr>
-    </w:lvl>
-    <w:lvl w:ilvl="2">
-      <w:start w:val="1"/>
-      <w:numFmt w:val="none"/>
-      <w:suff w:val="nothing"/>
-      <w:lvlText w:val=""/>
-      <w:lvlJc w:val="left"/>
-      <w:pPr>
-        <w:ind w:left="0" w:hanging="0"/>
-      </w:pPr>
-    </w:lvl>
-    <w:lvl w:ilvl="3">
-      <w:start w:val="1"/>
-      <w:numFmt w:val="none"/>
-      <w:suff w:val="nothing"/>
-      <w:lvlText w:val=""/>
-      <w:lvlJc w:val="left"/>
-      <w:pPr>
-        <w:ind w:left="0" w:hanging="0"/>
-      </w:pPr>
-    </w:lvl>
-    <w:lvl w:ilvl="4">
-      <w:start w:val="1"/>
-      <w:numFmt w:val="none"/>
-      <w:suff w:val="nothing"/>
-      <w:lvlText w:val=""/>
-      <w:lvlJc w:val="left"/>
-      <w:pPr>
-        <w:ind w:left="0" w:hanging="0"/>
-      </w:pPr>
-    </w:lvl>
-    <w:lvl w:ilvl="5">
-      <w:start w:val="1"/>
-      <w:numFmt w:val="none"/>
-      <w:suff w:val="nothing"/>
-      <w:lvlText w:val=""/>
-      <w:lvlJc w:val="left"/>
-      <w:pPr>
-        <w:ind w:left="0" w:hanging="0"/>
-      </w:pPr>
-    </w:lvl>
-    <w:lvl w:ilvl="6">
-      <w:start w:val="1"/>
-      <w:numFmt w:val="none"/>
-      <w:suff w:val="nothing"/>
-      <w:lvlText w:val=""/>
-      <w:lvlJc w:val="left"/>
-      <w:pPr>
-        <w:ind w:left="0" w:hanging="0"/>
-      </w:pPr>
-    </w:lvl>
-    <w:lvl w:ilvl="7">
-      <w:start w:val="1"/>
-      <w:numFmt w:val="none"/>
-      <w:suff w:val="nothing"/>
-      <w:lvlText w:val=""/>
-      <w:lvlJc w:val="left"/>
-      <w:pPr>
-        <w:ind w:left="0" w:hanging="0"/>
-      </w:pPr>
-    </w:lvl>
-    <w:lvl w:ilvl="8">
-      <w:start w:val="1"/>
-      <w:numFmt w:val="none"/>
-      <w:suff w:val="nothing"/>
-      <w:lvlText w:val=""/>
-      <w:lvlJc w:val="left"/>
-      <w:pPr>
-        <w:ind w:left="0" w:hanging="0"/>
-      </w:pPr>
-    </w:lvl>
-  </w:abstractNum>
   <w:num w:numId="1">
-    <w:abstractNumId w:val="1"/>
-  </w:num>
-  <w:num w:numId="2">
-    <w:abstractNumId w:val="2"/>
+    <w:abstractNumId w:val="0"/>
   </w:num>
 </w:numbering>
 </file>
 
 <file path=word/styles.xml><?xml version="1.0" encoding="utf-8"?>
-<w:styles xmlns:w="http://schemas.openxmlformats.org/wordprocessingml/2006/main" xmlns:w14="http://schemas.microsoft.com/office/word/2010/wordml" xmlns:mc="http://schemas.openxmlformats.org/markup-compatibility/2006" mc:Ignorable="w14">
+<w:styles xmlns:r="http://schemas.openxmlformats.org/officeDocument/2006/relationships" xmlns:w="http://schemas.openxmlformats.org/wordprocessingml/2006/main">
   <w:docDefaults>
     <w:rPrDefault>
       <w:rPr>
-        <w:rFonts w:ascii="맑은 고딕" w:hAnsi="맑은 고딕" w:eastAsia="맑은 고딕" w:cs="Arial" w:asciiTheme="minorHAnsi" w:cstheme="minorBidi" w:eastAsiaTheme="minorEastAsia" w:hAnsiTheme="minorHAnsi"/>
+        <w:lang w:val="en-US" w:eastAsia="ko-KR" w:bidi="ar-SA"/>
+        <w:rFonts w:asciiTheme="minorHAnsi" w:eastAsiaTheme="minorEastAsia" w:hAnsiTheme="minorHAnsi" w:cstheme="minorBidi"/>
+        <w:szCs w:val="22"/>
         <w:kern w:val="2"/>
-        <w:szCs w:val="22"/>
-        <w:lang w:val="en-US" w:eastAsia="ko-KR" w:bidi="ar-SA"/>
       </w:rPr>
     </w:rPrDefault>
     <w:pPrDefault>
@@ -1799,14 +1727,14 @@
   <w:latentStyles w:defLockedState="0" w:defUIPriority="0" w:defSemiHidden="0" w:defUnhideWhenUsed="0" w:defQFormat="0" w:count="376">
     <w:lsdException w:name="Normal" w:qFormat="1"/>
     <w:lsdException w:name="heading 1" w:uiPriority="9" w:qFormat="1"/>
-    <w:lsdException w:name="heading 2" w:uiPriority="9" w:semiHidden="1" w:unhideWhenUsed="1" w:qFormat="1"/>
-    <w:lsdException w:name="heading 3" w:uiPriority="9" w:semiHidden="1" w:unhideWhenUsed="1" w:qFormat="1"/>
-    <w:lsdException w:name="heading 4" w:uiPriority="9" w:semiHidden="1" w:unhideWhenUsed="1" w:qFormat="1"/>
-    <w:lsdException w:name="heading 5" w:uiPriority="9" w:semiHidden="1" w:unhideWhenUsed="1" w:qFormat="1"/>
-    <w:lsdException w:name="heading 6" w:uiPriority="9" w:semiHidden="1" w:unhideWhenUsed="1" w:qFormat="1"/>
-    <w:lsdException w:name="heading 7" w:uiPriority="9" w:semiHidden="1" w:unhideWhenUsed="1" w:qFormat="1"/>
-    <w:lsdException w:name="heading 8" w:uiPriority="9" w:semiHidden="1" w:unhideWhenUsed="1" w:qFormat="1"/>
-    <w:lsdException w:name="heading 9" w:uiPriority="9" w:semiHidden="1" w:unhideWhenUsed="1" w:qFormat="1"/>
+    <w:lsdException w:name="heading 2" w:semiHidden="1" w:uiPriority="9" w:unhideWhenUsed="1" w:qFormat="1"/>
+    <w:lsdException w:name="heading 3" w:semiHidden="1" w:uiPriority="9" w:unhideWhenUsed="1" w:qFormat="1"/>
+    <w:lsdException w:name="heading 4" w:semiHidden="1" w:uiPriority="9" w:unhideWhenUsed="1" w:qFormat="1"/>
+    <w:lsdException w:name="heading 5" w:semiHidden="1" w:uiPriority="9" w:unhideWhenUsed="1" w:qFormat="1"/>
+    <w:lsdException w:name="heading 6" w:semiHidden="1" w:uiPriority="9" w:unhideWhenUsed="1" w:qFormat="1"/>
+    <w:lsdException w:name="heading 7" w:semiHidden="1" w:uiPriority="9" w:unhideWhenUsed="1" w:qFormat="1"/>
+    <w:lsdException w:name="heading 8" w:semiHidden="1" w:uiPriority="9" w:unhideWhenUsed="1" w:qFormat="1"/>
+    <w:lsdException w:name="heading 9" w:semiHidden="1" w:uiPriority="9" w:unhideWhenUsed="1" w:qFormat="1"/>
     <w:lsdException w:name="index 1" w:semiHidden="1" w:unhideWhenUsed="1"/>
     <w:lsdException w:name="index 2" w:semiHidden="1" w:unhideWhenUsed="1"/>
     <w:lsdException w:name="index 3" w:semiHidden="1" w:unhideWhenUsed="1"/>
@@ -1862,7 +1790,7 @@
     <w:lsdException w:name="Title" w:qFormat="1"/>
     <w:lsdException w:name="Closing" w:semiHidden="1" w:unhideWhenUsed="1"/>
     <w:lsdException w:name="Signature" w:semiHidden="1" w:unhideWhenUsed="1"/>
-    <w:lsdException w:name="Default Paragraph Font" w:uiPriority="1" w:semiHidden="1" w:unhideWhenUsed="1"/>
+    <w:lsdException w:name="Default Paragraph Font" w:semiHidden="1" w:uiPriority="1" w:unhideWhenUsed="1"/>
     <w:lsdException w:name="Body Text" w:semiHidden="1" w:unhideWhenUsed="1"/>
     <w:lsdException w:name="Body Text Indent" w:semiHidden="1" w:unhideWhenUsed="1"/>
     <w:lsdException w:name="List Continue" w:semiHidden="1" w:unhideWhenUsed="1"/>
@@ -2069,69 +1997,69 @@
     <w:lsdException w:name="Unresolved Mention" w:semiHidden="1" w:unhideWhenUsed="1"/>
     <w:lsdException w:name="Smart Link" w:semiHidden="1" w:unhideWhenUsed="1"/>
   </w:latentStyles>
-  <w:style w:type="paragraph" w:styleId="Normal" w:default="1">
+  <w:style w:type="paragraph" w:default="1" w:styleId="Normal">
     <w:name w:val="Normal"/>
     <w:qFormat/>
     <w:pPr>
-      <w:widowControl w:val="false"/>
-      <w:bidi w:val="0"/>
-      <w:spacing w:lineRule="auto" w:line="259" w:before="0" w:after="160"/>
+      <w:bidi w:val="off"/>
+      <w:widowControl w:val="off"/>
       <w:jc w:val="both"/>
+      <w:spacing w:after="160" w:before="0" w:line="259" w:lineRule="auto"/>
     </w:pPr>
     <w:rPr>
-      <w:rFonts w:ascii="맑은 고딕" w:hAnsi="맑은 고딕" w:eastAsia="맑은 고딕" w:cs="Arial" w:asciiTheme="minorHAnsi" w:cstheme="minorBidi" w:eastAsiaTheme="minorEastAsia" w:hAnsiTheme="minorHAnsi"/>
+      <w:lang w:val="en-US" w:eastAsia="ko-KR" w:bidi="ar-SA"/>
+      <w:rFonts w:asciiTheme="minorHAnsi" w:eastAsiaTheme="minorEastAsia" w:hAnsiTheme="minorHAnsi" w:cstheme="minorBidi"/>
       <w:color w:val="auto"/>
-      <w:kern w:val="2"/>
       <w:sz w:val="20"/>
       <w:szCs w:val="22"/>
-      <w:lang w:val="en-US" w:eastAsia="ko-KR" w:bidi="ar-SA"/>
-    </w:rPr>
-  </w:style>
-  <w:style w:type="character" w:styleId="DefaultParagraphFont" w:default="1">
+      <w:kern w:val="2"/>
+    </w:rPr>
+  </w:style>
+  <w:style w:type="character" w:default="1" w:styleId="DefaultParagraphFont">
     <w:name w:val="Default Paragraph Font"/>
     <w:uiPriority w:val="1"/>
+    <w:qFormat/>
     <w:semiHidden/>
     <w:unhideWhenUsed/>
-    <w:qFormat/>
     <w:rPr/>
   </w:style>
-  <w:style w:type="character" w:styleId="HeaderChar" w:customStyle="1">
+  <w:style w:type="character" w:customStyle="1" w:styleId="HeaderChar">
     <w:name w:val="Header Char"/>
+    <w:uiPriority w:val="99"/>
     <w:basedOn w:val="DefaultParagraphFont"/>
     <w:link w:val="Header"/>
+    <w:qFormat/>
+    <w:rPr/>
+  </w:style>
+  <w:style w:type="character" w:customStyle="1" w:styleId="FooterChar">
+    <w:name w:val="Footer Char"/>
     <w:uiPriority w:val="99"/>
-    <w:qFormat/>
-    <w:rPr/>
-  </w:style>
-  <w:style w:type="character" w:styleId="FooterChar" w:customStyle="1">
-    <w:name w:val="Footer Char"/>
     <w:basedOn w:val="DefaultParagraphFont"/>
     <w:link w:val="Footer"/>
-    <w:uiPriority w:val="99"/>
     <w:qFormat/>
     <w:rPr/>
   </w:style>
-  <w:style w:type="character" w:styleId="InternetLink">
+  <w:style w:type="character" w:customStyle="1" w:styleId="InternetLink">
     <w:name w:val="Internet Link"/>
     <w:basedOn w:val="DefaultParagraphFont"/>
     <w:unhideWhenUsed/>
     <w:rPr>
       <w:color w:val="0563C1"/>
-      <w:u w:val="single"/>
-    </w:rPr>
-  </w:style>
-  <w:style w:type="character" w:styleId="1" w:customStyle="1">
+      <w:u w:val="single" w:color="auto"/>
+    </w:rPr>
+  </w:style>
+  <w:style w:type="character" w:customStyle="1" w:styleId="1">
     <w:name w:val="확인되지 않은 멘션1"/>
     <w:basedOn w:val="DefaultParagraphFont"/>
+    <w:qFormat/>
     <w:semiHidden/>
     <w:unhideWhenUsed/>
-    <w:qFormat/>
     <w:rPr>
       <w:color w:val="605E5C"/>
-      <w:shd w:fill="E1DFDD" w:val="clear"/>
-    </w:rPr>
-  </w:style>
-  <w:style w:type="character" w:styleId="ListLabel1">
+      <w:shd w:val="clear" w:color="auto" w:fill="E1DFDD"/>
+    </w:rPr>
+  </w:style>
+  <w:style w:type="character" w:customStyle="1" w:styleId="ListLabel1">
     <w:name w:val="ListLabel 1"/>
     <w:qFormat/>
     <w:rPr>
@@ -2140,21 +2068,21 @@
       <w:sz w:val="22"/>
     </w:rPr>
   </w:style>
-  <w:style w:type="character" w:styleId="ListLabel2">
+  <w:style w:type="character" w:customStyle="1" w:styleId="ListLabel2">
     <w:name w:val="ListLabel 2"/>
     <w:qFormat/>
     <w:rPr>
       <w:rFonts w:cs="Courier New"/>
     </w:rPr>
   </w:style>
-  <w:style w:type="character" w:styleId="ListLabel3">
+  <w:style w:type="character" w:customStyle="1" w:styleId="ListLabel3">
     <w:name w:val="ListLabel 3"/>
     <w:qFormat/>
     <w:rPr>
       <w:rFonts w:cs="Courier New"/>
     </w:rPr>
   </w:style>
-  <w:style w:type="character" w:styleId="ListLabel4">
+  <w:style w:type="character" w:customStyle="1" w:styleId="ListLabel4">
     <w:name w:val="ListLabel 4"/>
     <w:qFormat/>
     <w:rPr>
@@ -2163,7 +2091,7 @@
       <w:sz w:val="22"/>
     </w:rPr>
   </w:style>
-  <w:style w:type="character" w:styleId="ListLabel5">
+  <w:style w:type="character" w:customStyle="1" w:styleId="ListLabel5">
     <w:name w:val="ListLabel 5"/>
     <w:qFormat/>
     <w:rPr>
@@ -2172,56 +2100,56 @@
       <w:sz w:val="22"/>
     </w:rPr>
   </w:style>
-  <w:style w:type="character" w:styleId="ListLabel6">
+  <w:style w:type="character" w:customStyle="1" w:styleId="ListLabel6">
     <w:name w:val="ListLabel 6"/>
     <w:qFormat/>
     <w:rPr>
       <w:rFonts w:cs="Wingdings"/>
     </w:rPr>
   </w:style>
-  <w:style w:type="character" w:styleId="ListLabel7">
+  <w:style w:type="character" w:customStyle="1" w:styleId="ListLabel7">
     <w:name w:val="ListLabel 7"/>
     <w:qFormat/>
     <w:rPr>
       <w:rFonts w:cs="Symbol"/>
     </w:rPr>
   </w:style>
-  <w:style w:type="character" w:styleId="ListLabel8">
+  <w:style w:type="character" w:customStyle="1" w:styleId="ListLabel8">
     <w:name w:val="ListLabel 8"/>
     <w:qFormat/>
     <w:rPr>
       <w:rFonts w:cs="Courier New"/>
     </w:rPr>
   </w:style>
-  <w:style w:type="character" w:styleId="ListLabel9">
+  <w:style w:type="character" w:customStyle="1" w:styleId="ListLabel9">
     <w:name w:val="ListLabel 9"/>
     <w:qFormat/>
     <w:rPr>
       <w:rFonts w:cs="Wingdings"/>
     </w:rPr>
   </w:style>
-  <w:style w:type="character" w:styleId="ListLabel10">
+  <w:style w:type="character" w:customStyle="1" w:styleId="ListLabel10">
     <w:name w:val="ListLabel 10"/>
     <w:qFormat/>
     <w:rPr>
       <w:rFonts w:cs="Symbol"/>
     </w:rPr>
   </w:style>
-  <w:style w:type="character" w:styleId="ListLabel11">
+  <w:style w:type="character" w:customStyle="1" w:styleId="ListLabel11">
     <w:name w:val="ListLabel 11"/>
     <w:qFormat/>
     <w:rPr>
       <w:rFonts w:cs="Courier New"/>
     </w:rPr>
   </w:style>
-  <w:style w:type="character" w:styleId="ListLabel12">
+  <w:style w:type="character" w:customStyle="1" w:styleId="ListLabel12">
     <w:name w:val="ListLabel 12"/>
     <w:qFormat/>
     <w:rPr>
       <w:rFonts w:cs="Wingdings"/>
     </w:rPr>
   </w:style>
-  <w:style w:type="character" w:styleId="ListLabel13">
+  <w:style w:type="character" w:customStyle="1" w:styleId="ListLabel13">
     <w:name w:val="ListLabel 13"/>
     <w:qFormat/>
     <w:rPr>
@@ -2230,7 +2158,7 @@
       <w:sz w:val="22"/>
     </w:rPr>
   </w:style>
-  <w:style w:type="character" w:styleId="ListLabel14">
+  <w:style w:type="character" w:customStyle="1" w:styleId="ListLabel14">
     <w:name w:val="ListLabel 14"/>
     <w:qFormat/>
     <w:rPr>
@@ -2239,56 +2167,56 @@
       <w:sz w:val="22"/>
     </w:rPr>
   </w:style>
-  <w:style w:type="character" w:styleId="ListLabel15">
+  <w:style w:type="character" w:customStyle="1" w:styleId="ListLabel15">
     <w:name w:val="ListLabel 15"/>
     <w:qFormat/>
     <w:rPr>
       <w:rFonts w:cs="Wingdings"/>
     </w:rPr>
   </w:style>
-  <w:style w:type="character" w:styleId="ListLabel16">
+  <w:style w:type="character" w:customStyle="1" w:styleId="ListLabel16">
     <w:name w:val="ListLabel 16"/>
     <w:qFormat/>
     <w:rPr>
       <w:rFonts w:cs="Symbol"/>
     </w:rPr>
   </w:style>
-  <w:style w:type="character" w:styleId="ListLabel17">
+  <w:style w:type="character" w:customStyle="1" w:styleId="ListLabel17">
     <w:name w:val="ListLabel 17"/>
     <w:qFormat/>
     <w:rPr>
       <w:rFonts w:cs="Courier New"/>
     </w:rPr>
   </w:style>
-  <w:style w:type="character" w:styleId="ListLabel18">
+  <w:style w:type="character" w:customStyle="1" w:styleId="ListLabel18">
     <w:name w:val="ListLabel 18"/>
     <w:qFormat/>
     <w:rPr>
       <w:rFonts w:cs="Wingdings"/>
     </w:rPr>
   </w:style>
-  <w:style w:type="character" w:styleId="ListLabel19">
+  <w:style w:type="character" w:customStyle="1" w:styleId="ListLabel19">
     <w:name w:val="ListLabel 19"/>
     <w:qFormat/>
     <w:rPr>
       <w:rFonts w:cs="Symbol"/>
     </w:rPr>
   </w:style>
-  <w:style w:type="character" w:styleId="ListLabel20">
+  <w:style w:type="character" w:customStyle="1" w:styleId="ListLabel20">
     <w:name w:val="ListLabel 20"/>
     <w:qFormat/>
     <w:rPr>
       <w:rFonts w:cs="Courier New"/>
     </w:rPr>
   </w:style>
-  <w:style w:type="character" w:styleId="ListLabel21">
+  <w:style w:type="character" w:customStyle="1" w:styleId="ListLabel21">
     <w:name w:val="ListLabel 21"/>
     <w:qFormat/>
     <w:rPr>
       <w:rFonts w:cs="Wingdings"/>
     </w:rPr>
   </w:style>
-  <w:style w:type="character" w:styleId="ListLabel22">
+  <w:style w:type="character" w:customStyle="1" w:styleId="ListLabel22">
     <w:name w:val="ListLabel 22"/>
     <w:qFormat/>
     <w:rPr>
@@ -2297,7 +2225,7 @@
       <w:sz w:val="22"/>
     </w:rPr>
   </w:style>
-  <w:style w:type="character" w:styleId="ListLabel23">
+  <w:style w:type="character" w:customStyle="1" w:styleId="ListLabel23">
     <w:name w:val="ListLabel 23"/>
     <w:qFormat/>
     <w:rPr>
@@ -2306,66 +2234,66 @@
       <w:sz w:val="22"/>
     </w:rPr>
   </w:style>
-  <w:style w:type="character" w:styleId="ListLabel24">
+  <w:style w:type="character" w:customStyle="1" w:styleId="ListLabel24">
     <w:name w:val="ListLabel 24"/>
     <w:qFormat/>
     <w:rPr>
       <w:rFonts w:cs="Wingdings"/>
     </w:rPr>
   </w:style>
-  <w:style w:type="character" w:styleId="ListLabel25">
+  <w:style w:type="character" w:customStyle="1" w:styleId="ListLabel25">
     <w:name w:val="ListLabel 25"/>
     <w:qFormat/>
     <w:rPr>
       <w:rFonts w:cs="Symbol"/>
     </w:rPr>
   </w:style>
-  <w:style w:type="character" w:styleId="ListLabel26">
+  <w:style w:type="character" w:customStyle="1" w:styleId="ListLabel26">
     <w:name w:val="ListLabel 26"/>
     <w:qFormat/>
     <w:rPr>
       <w:rFonts w:cs="Courier New"/>
     </w:rPr>
   </w:style>
-  <w:style w:type="character" w:styleId="ListLabel27">
+  <w:style w:type="character" w:customStyle="1" w:styleId="ListLabel27">
     <w:name w:val="ListLabel 27"/>
     <w:qFormat/>
     <w:rPr>
       <w:rFonts w:cs="Wingdings"/>
     </w:rPr>
   </w:style>
-  <w:style w:type="character" w:styleId="ListLabel28">
+  <w:style w:type="character" w:customStyle="1" w:styleId="ListLabel28">
     <w:name w:val="ListLabel 28"/>
     <w:qFormat/>
     <w:rPr>
       <w:rFonts w:cs="Symbol"/>
     </w:rPr>
   </w:style>
-  <w:style w:type="character" w:styleId="ListLabel29">
+  <w:style w:type="character" w:customStyle="1" w:styleId="ListLabel29">
     <w:name w:val="ListLabel 29"/>
     <w:qFormat/>
     <w:rPr>
       <w:rFonts w:cs="Courier New"/>
     </w:rPr>
   </w:style>
-  <w:style w:type="character" w:styleId="ListLabel30">
+  <w:style w:type="character" w:customStyle="1" w:styleId="ListLabel30">
     <w:name w:val="ListLabel 30"/>
     <w:qFormat/>
     <w:rPr>
       <w:rFonts w:cs="Wingdings"/>
     </w:rPr>
   </w:style>
-  <w:style w:type="paragraph" w:styleId="Heading">
+  <w:style w:type="paragraph" w:customStyle="1" w:styleId="Heading">
     <w:name w:val="Heading"/>
     <w:basedOn w:val="Normal"/>
-    <w:next w:val="TextBody"/>
+    <w:next w:val="Normal"/>
     <w:qFormat/>
     <w:pPr>
-      <w:keepNext w:val="true"/>
-      <w:spacing w:before="240" w:after="120"/>
+      <w:keepNext/>
+      <w:spacing w:after="120" w:before="240"/>
     </w:pPr>
     <w:rPr>
-      <w:rFonts w:ascii="Arial" w:hAnsi="Arial" w:eastAsia="바탕" w:cs="Arial"/>
+      <w:rFonts w:ascii="Arial" w:eastAsia="바탕" w:hAnsi="Arial" w:cs="Arial"/>
       <w:sz w:val="28"/>
       <w:szCs w:val="28"/>
     </w:rPr>
@@ -2374,7 +2302,7 @@
     <w:name w:val="Body Text"/>
     <w:basedOn w:val="Normal"/>
     <w:pPr>
-      <w:spacing w:lineRule="auto" w:line="276" w:before="0" w:after="140"/>
+      <w:spacing w:after="140" w:before="0" w:line="276" w:lineRule="auto"/>
     </w:pPr>
     <w:rPr/>
   </w:style>
@@ -2386,13 +2314,14 @@
       <w:rFonts w:cs="Arial"/>
     </w:rPr>
   </w:style>
-  <w:style w:type="paragraph" w:styleId="Caption">
+  <w:style w:type="paragraph" w:customStyle="1" w:styleId="Caption">
     <w:name w:val="Caption"/>
     <w:basedOn w:val="Normal"/>
     <w:qFormat/>
     <w:pPr>
       <w:suppressLineNumbers/>
-      <w:spacing w:before="120" w:after="120"/>
+      <w:suppressLineNumbers/>
+      <w:spacing w:after="120" w:before="120"/>
     </w:pPr>
     <w:rPr>
       <w:rFonts w:cs="Arial"/>
@@ -2402,12 +2331,13 @@
       <w:szCs w:val="24"/>
     </w:rPr>
   </w:style>
-  <w:style w:type="paragraph" w:styleId="Index">
+  <w:style w:type="paragraph" w:customStyle="1" w:styleId="Index">
     <w:name w:val="Index"/>
     <w:basedOn w:val="Normal"/>
     <w:qFormat/>
     <w:pPr>
       <w:suppressLineNumbers/>
+      <w:suppressLineNumbers/>
     </w:pPr>
     <w:rPr>
       <w:rFonts w:cs="Arial"/>
@@ -2415,52 +2345,52 @@
   </w:style>
   <w:style w:type="paragraph" w:styleId="ListParagraph">
     <w:name w:val="List Paragraph"/>
+    <w:uiPriority w:val="34"/>
     <w:basedOn w:val="Normal"/>
-    <w:uiPriority w:val="34"/>
     <w:qFormat/>
     <w:pPr>
       <w:ind w:left="800" w:hanging="0"/>
     </w:pPr>
     <w:rPr/>
   </w:style>
-  <w:style w:type="paragraph" w:styleId="Header">
+  <w:style w:type="paragraph" w:customStyle="1" w:styleId="Header">
     <w:name w:val="Header"/>
+    <w:uiPriority w:val="99"/>
     <w:basedOn w:val="Normal"/>
     <w:link w:val="HeaderChar"/>
-    <w:uiPriority w:val="99"/>
     <w:unhideWhenUsed/>
     <w:pPr>
+      <w:snapToGrid w:val="0"/>
       <w:tabs>
         <w:tab w:val="clear" w:pos="800"/>
-        <w:tab w:val="center" w:pos="4513" w:leader="none"/>
-        <w:tab w:val="right" w:pos="9026" w:leader="none"/>
+        <w:tab w:val="center" w:pos="4513"/>
+        <w:tab w:val="right" w:pos="9026"/>
       </w:tabs>
-      <w:snapToGrid w:val="false"/>
     </w:pPr>
     <w:rPr/>
   </w:style>
-  <w:style w:type="paragraph" w:styleId="Footer">
+  <w:style w:type="paragraph" w:customStyle="1" w:styleId="Footer">
     <w:name w:val="Footer"/>
+    <w:uiPriority w:val="99"/>
     <w:basedOn w:val="Normal"/>
     <w:link w:val="FooterChar"/>
-    <w:uiPriority w:val="99"/>
     <w:unhideWhenUsed/>
     <w:pPr>
+      <w:snapToGrid w:val="0"/>
       <w:tabs>
         <w:tab w:val="clear" w:pos="800"/>
-        <w:tab w:val="center" w:pos="4513" w:leader="none"/>
-        <w:tab w:val="right" w:pos="9026" w:leader="none"/>
+        <w:tab w:val="center" w:pos="4513"/>
+        <w:tab w:val="right" w:pos="9026"/>
       </w:tabs>
-      <w:snapToGrid w:val="false"/>
     </w:pPr>
     <w:rPr/>
   </w:style>
-  <w:style w:type="numbering" w:styleId="NoList" w:default="1">
+  <w:style w:type="numbering" w:default="1" w:styleId="NoList">
     <w:name w:val="No List"/>
     <w:uiPriority w:val="99"/>
+    <w:qFormat/>
     <w:semiHidden/>
     <w:unhideWhenUsed/>
-    <w:qFormat/>
   </w:style>
   <w:style w:type="table" w:default="1" w:styleId="TableNormal">
     <w:name w:val="Normal Table"/>
@@ -2479,19 +2409,19 @@
   </w:style>
   <w:style w:type="table" w:customStyle="1" w:styleId="1">
     <w:name w:val="표 구분선1"/>
+    <w:uiPriority w:val="39"/>
     <w:basedOn w:val="TableNormal"/>
-    <w:uiPriority w:val="39"/>
     <w:pPr>
       <w:spacing w:after="0" w:line="240" w:lineRule="auto"/>
     </w:pPr>
     <w:tblPr>
       <w:tblBorders>
-        <w:top w:val="single" w:color="auto" w:sz="4" w:space="0"/>
-        <w:left w:val="single" w:color="auto" w:sz="4" w:space="0"/>
-        <w:bottom w:val="single" w:color="auto" w:sz="4" w:space="0"/>
-        <w:right w:val="single" w:color="auto" w:sz="4" w:space="0"/>
-        <w:insideH w:val="single" w:color="auto" w:sz="4" w:space="0"/>
-        <w:insideV w:val="single" w:color="auto" w:sz="4" w:space="0"/>
+        <w:top w:val="single" w:sz="4" w:space="0" w:color="auto"/>
+        <w:left w:val="single" w:sz="4" w:space="0" w:color="auto"/>
+        <w:bottom w:val="single" w:sz="4" w:space="0" w:color="auto"/>
+        <w:right w:val="single" w:sz="4" w:space="0" w:color="auto"/>
+        <w:insideH w:val="single" w:sz="4" w:space="0" w:color="auto"/>
+        <w:insideV w:val="single" w:sz="4" w:space="0" w:color="auto"/>
       </w:tblBorders>
     </w:tblPr>
   </w:style>
@@ -2503,12 +2433,12 @@
     </w:pPr>
     <w:tblPr>
       <w:tblBorders>
-        <w:top w:val="single" w:color="auto" w:sz="4" w:space="0"/>
-        <w:left w:val="single" w:color="auto" w:sz="4" w:space="0"/>
-        <w:bottom w:val="single" w:color="auto" w:sz="4" w:space="0"/>
-        <w:right w:val="single" w:color="auto" w:sz="4" w:space="0"/>
-        <w:insideH w:val="single" w:color="auto" w:sz="4" w:space="0"/>
-        <w:insideV w:val="single" w:color="auto" w:sz="4" w:space="0"/>
+        <w:top w:val="single" w:sz="4" w:space="0" w:color="auto"/>
+        <w:left w:val="single" w:sz="4" w:space="0" w:color="auto"/>
+        <w:bottom w:val="single" w:sz="4" w:space="0" w:color="auto"/>
+        <w:right w:val="single" w:sz="4" w:space="0" w:color="auto"/>
+        <w:insideH w:val="single" w:sz="4" w:space="0" w:color="auto"/>
+        <w:insideV w:val="single" w:sz="4" w:space="0" w:color="auto"/>
       </w:tblBorders>
     </w:tblPr>
   </w:style>
@@ -2520,10 +2450,10 @@
   <a:themeElements>
     <a:clrScheme name="Office">
       <a:dk1>
-        <a:sysClr val="windowText" lastClr="000000"/>
+        <a:sysClr lastClr="000000" val="windowText"/>
       </a:dk1>
       <a:lt1>
-        <a:sysClr val="window" lastClr="FFFFFF"/>
+        <a:sysClr lastClr="FFFFFF" val="window"/>
       </a:lt1>
       <a:dk2>
         <a:srgbClr val="44546A"/>
